--- a/Практическая работа 4 Белый Ящик Таблицы.docx
+++ b/Практическая работа 4 Белый Ящик Таблицы.docx
@@ -1,6 +1,6 @@
 
 <file path=word/document.xml><?xml version="1.0" encoding="utf-8"?>
-<w:document xmlns:wpc="http://schemas.microsoft.com/office/word/2010/wordprocessingCanvas" xmlns:cx="http://schemas.microsoft.com/office/drawing/2014/chartex" xmlns:cx1="http://schemas.microsoft.com/office/drawing/2015/9/8/chartex" xmlns:cx2="http://schemas.microsoft.com/office/drawing/2015/10/21/chartex" xmlns:cx3="http://schemas.microsoft.com/office/drawing/2016/5/9/chartex" xmlns:cx4="http://schemas.microsoft.com/office/drawing/2016/5/10/chartex" xmlns:cx5="http://schemas.microsoft.com/office/drawing/2016/5/11/chartex" xmlns:cx6="http://schemas.microsoft.com/office/drawing/2016/5/12/chartex" xmlns:cx7="http://schemas.microsoft.com/office/drawing/2016/5/13/chartex" xmlns:cx8="http://schemas.microsoft.com/office/drawing/2016/5/14/chartex" xmlns:mc="http://schemas.openxmlformats.org/markup-compatibility/2006" xmlns:aink="http://schemas.microsoft.com/office/drawing/2016/ink" xmlns:am3d="http://schemas.microsoft.com/office/drawing/2017/model3d" xmlns:o="urn:schemas-microsoft-com:office:office" xmlns:oel="http://schemas.microsoft.com/office/2019/extlst" xmlns:r="http://schemas.openxmlformats.org/officeDocument/2006/relationships" xmlns:m="http://schemas.openxmlformats.org/officeDocument/2006/math" xmlns:v="urn:schemas-microsoft-com:vml" xmlns:wp14="http://schemas.microsoft.com/office/word/2010/wordprocessingDrawing" xmlns:wp="http://schemas.openxmlformats.org/drawingml/2006/wordprocessingDrawing" xmlns:w10="urn:schemas-microsoft-com:office:word" xmlns:w="http://schemas.openxmlformats.org/wordprocessingml/2006/main" xmlns:w14="http://schemas.microsoft.com/office/word/2010/wordml" xmlns:w15="http://schemas.microsoft.com/office/word/2012/wordml" xmlns:w16cex="http://schemas.microsoft.com/office/word/2018/wordml/cex" xmlns:w16cid="http://schemas.microsoft.com/office/word/2016/wordml/cid" xmlns:w16="http://schemas.microsoft.com/office/word/2018/wordml" xmlns:w16du="http://schemas.microsoft.com/office/word/2023/wordml/word16du" xmlns:w16sdtdh="http://schemas.microsoft.com/office/word/2020/wordml/sdtdatahash" xmlns:w16sdtfl="http://schemas.microsoft.com/office/word/2024/wordml/sdtformatlock" xmlns:w16se="http://schemas.microsoft.com/office/word/2015/wordml/symex" xmlns:wpg="http://schemas.microsoft.com/office/word/2010/wordprocessingGroup" xmlns:wpi="http://schemas.microsoft.com/office/word/2010/wordprocessingInk" xmlns:wne="http://schemas.microsoft.com/office/word/2006/wordml" xmlns:wps="http://schemas.microsoft.com/office/word/2010/wordprocessingShape" mc:Ignorable="w14 w15 w16se w16cid w16 w16cex w16sdtdh w16sdtfl w16du wp14">
+<w:document xmlns:wpc="http://schemas.microsoft.com/office/word/2010/wordprocessingCanvas" xmlns:cx="http://schemas.microsoft.com/office/drawing/2014/chartex" xmlns:cx1="http://schemas.microsoft.com/office/drawing/2015/9/8/chartex" xmlns:cx2="http://schemas.microsoft.com/office/drawing/2015/10/21/chartex" xmlns:cx3="http://schemas.microsoft.com/office/drawing/2016/5/9/chartex" xmlns:cx4="http://schemas.microsoft.com/office/drawing/2016/5/10/chartex" xmlns:cx5="http://schemas.microsoft.com/office/drawing/2016/5/11/chartex" xmlns:cx6="http://schemas.microsoft.com/office/drawing/2016/5/12/chartex" xmlns:cx7="http://schemas.microsoft.com/office/drawing/2016/5/13/chartex" xmlns:cx8="http://schemas.microsoft.com/office/drawing/2016/5/14/chartex" xmlns:mc="http://schemas.openxmlformats.org/markup-compatibility/2006" xmlns:aink="http://schemas.microsoft.com/office/drawing/2016/ink" xmlns:am3d="http://schemas.microsoft.com/office/drawing/2017/model3d" xmlns:o="urn:schemas-microsoft-com:office:office" xmlns:oel="http://schemas.microsoft.com/office/2019/extlst" xmlns:r="http://schemas.openxmlformats.org/officeDocument/2006/relationships" xmlns:m="http://schemas.openxmlformats.org/officeDocument/2006/math" xmlns:v="urn:schemas-microsoft-com:vml" xmlns:wp14="http://schemas.microsoft.com/office/word/2010/wordprocessingDrawing" xmlns:wp="http://schemas.openxmlformats.org/drawingml/2006/wordprocessingDrawing" xmlns:w10="urn:schemas-microsoft-com:office:word" xmlns:w="http://schemas.openxmlformats.org/wordprocessingml/2006/main" xmlns:w14="http://schemas.microsoft.com/office/word/2010/wordml" xmlns:w15="http://schemas.microsoft.com/office/word/2012/wordml" xmlns:w16cex="http://schemas.microsoft.com/office/word/2018/wordml/cex" xmlns:w16cid="http://schemas.microsoft.com/office/word/2016/wordml/cid" xmlns:w16="http://schemas.microsoft.com/office/word/2018/wordml" xmlns:w16du="http://schemas.microsoft.com/office/word/2023/wordml/word16du" xmlns:w16sdtdh="http://schemas.microsoft.com/office/word/2020/wordml/sdtdatahash" xmlns:w16se="http://schemas.microsoft.com/office/word/2015/wordml/symex" xmlns:wpg="http://schemas.microsoft.com/office/word/2010/wordprocessingGroup" xmlns:wpi="http://schemas.microsoft.com/office/word/2010/wordprocessingInk" xmlns:wne="http://schemas.microsoft.com/office/word/2006/wordml" xmlns:wps="http://schemas.microsoft.com/office/word/2010/wordprocessingShape" mc:Ignorable="w14 w15 w16se w16cid w16 w16cex w16sdtdh w16du wp14">
   <w:body>
     <w:p>
       <w:pPr>
@@ -25,11 +25,11 @@
         <w:tblLook w:val="04A0" w:firstRow="1" w:lastRow="0" w:firstColumn="1" w:lastColumn="0" w:noHBand="0" w:noVBand="1"/>
       </w:tblPr>
       <w:tblGrid>
-        <w:gridCol w:w="426"/>
-        <w:gridCol w:w="3482"/>
-        <w:gridCol w:w="1813"/>
-        <w:gridCol w:w="1813"/>
-        <w:gridCol w:w="1811"/>
+        <w:gridCol w:w="438"/>
+        <w:gridCol w:w="3479"/>
+        <w:gridCol w:w="2115"/>
+        <w:gridCol w:w="1505"/>
+        <w:gridCol w:w="1808"/>
       </w:tblGrid>
       <w:tr>
         <w:tc>
@@ -37,7 +37,17 @@
             <w:tcW w:w="228" w:type="pct"/>
           </w:tcPr>
           <w:p>
-            <w:r>
+            <w:pPr>
+              <w:rPr>
+                <w:b/>
+                <w:bCs/>
+              </w:rPr>
+            </w:pPr>
+            <w:r>
+              <w:rPr>
+                <w:b/>
+                <w:bCs/>
+              </w:rPr>
               <w:t>№</w:t>
             </w:r>
           </w:p>
@@ -47,37 +57,77 @@
             <w:tcW w:w="1863" w:type="pct"/>
           </w:tcPr>
           <w:p>
-            <w:r>
+            <w:pPr>
+              <w:rPr>
+                <w:b/>
+                <w:bCs/>
+              </w:rPr>
+            </w:pPr>
+            <w:r>
+              <w:rPr>
+                <w:b/>
+                <w:bCs/>
+              </w:rPr>
               <w:t>Критерий</w:t>
             </w:r>
           </w:p>
         </w:tc>
         <w:tc>
           <w:tcPr>
-            <w:tcW w:w="970" w:type="pct"/>
-          </w:tcPr>
-          <w:p>
-            <w:r>
+            <w:tcW w:w="1133" w:type="pct"/>
+          </w:tcPr>
+          <w:p>
+            <w:pPr>
+              <w:rPr>
+                <w:b/>
+                <w:bCs/>
+              </w:rPr>
+            </w:pPr>
+            <w:r>
+              <w:rPr>
+                <w:b/>
+                <w:bCs/>
+              </w:rPr>
               <w:t>Значения</w:t>
             </w:r>
           </w:p>
         </w:tc>
         <w:tc>
           <w:tcPr>
-            <w:tcW w:w="970" w:type="pct"/>
-          </w:tcPr>
-          <w:p>
-            <w:r>
+            <w:tcW w:w="807" w:type="pct"/>
+          </w:tcPr>
+          <w:p>
+            <w:pPr>
+              <w:rPr>
+                <w:b/>
+                <w:bCs/>
+              </w:rPr>
+            </w:pPr>
+            <w:r>
+              <w:rPr>
+                <w:b/>
+                <w:bCs/>
+              </w:rPr>
               <w:t>Ветка</w:t>
             </w:r>
           </w:p>
         </w:tc>
         <w:tc>
           <w:tcPr>
-            <w:tcW w:w="970" w:type="pct"/>
-          </w:tcPr>
-          <w:p>
-            <w:r>
+            <w:tcW w:w="969" w:type="pct"/>
+          </w:tcPr>
+          <w:p>
+            <w:pPr>
+              <w:rPr>
+                <w:b/>
+                <w:bCs/>
+              </w:rPr>
+            </w:pPr>
+            <w:r>
+              <w:rPr>
+                <w:b/>
+                <w:bCs/>
+              </w:rPr>
               <w:t>Итог</w:t>
             </w:r>
           </w:p>
@@ -134,7 +184,7 @@
         </w:tc>
         <w:tc>
           <w:tcPr>
-            <w:tcW w:w="970" w:type="pct"/>
+            <w:tcW w:w="1133" w:type="pct"/>
           </w:tcPr>
           <w:p>
             <w:r>
@@ -144,26 +194,38 @@
         </w:tc>
         <w:tc>
           <w:tcPr>
-            <w:tcW w:w="970" w:type="pct"/>
-          </w:tcPr>
-          <w:p>
-            <w:pPr>
-              <w:rPr>
-                <w:lang w:val="en-US"/>
-              </w:rPr>
-            </w:pPr>
-          </w:p>
-        </w:tc>
-        <w:tc>
-          <w:tcPr>
-            <w:tcW w:w="970" w:type="pct"/>
-          </w:tcPr>
-          <w:p>
-            <w:pPr>
-              <w:rPr>
-                <w:lang w:val="en-US"/>
-              </w:rPr>
-            </w:pPr>
+            <w:tcW w:w="807" w:type="pct"/>
+          </w:tcPr>
+          <w:p>
+            <w:pPr>
+              <w:rPr>
+                <w:lang w:val="en-US"/>
+              </w:rPr>
+            </w:pPr>
+            <w:r>
+              <w:rPr>
+                <w:lang w:val="en-US"/>
+              </w:rPr>
+              <w:t>1</w:t>
+            </w:r>
+          </w:p>
+        </w:tc>
+        <w:tc>
+          <w:tcPr>
+            <w:tcW w:w="969" w:type="pct"/>
+          </w:tcPr>
+          <w:p>
+            <w:pPr>
+              <w:rPr>
+                <w:lang w:val="en-US"/>
+              </w:rPr>
+            </w:pPr>
+            <w:r>
+              <w:rPr>
+                <w:lang w:val="en-US"/>
+              </w:rPr>
+              <w:t>-12</w:t>
+            </w:r>
           </w:p>
         </w:tc>
       </w:tr>
@@ -226,7 +288,7 @@
         </w:tc>
         <w:tc>
           <w:tcPr>
-            <w:tcW w:w="970" w:type="pct"/>
+            <w:tcW w:w="1133" w:type="pct"/>
           </w:tcPr>
           <w:p>
             <w:pPr>
@@ -244,26 +306,38 @@
         </w:tc>
         <w:tc>
           <w:tcPr>
-            <w:tcW w:w="970" w:type="pct"/>
-          </w:tcPr>
-          <w:p>
-            <w:pPr>
-              <w:rPr>
-                <w:lang w:val="en-US"/>
-              </w:rPr>
-            </w:pPr>
-          </w:p>
-        </w:tc>
-        <w:tc>
-          <w:tcPr>
-            <w:tcW w:w="970" w:type="pct"/>
-          </w:tcPr>
-          <w:p>
-            <w:pPr>
-              <w:rPr>
-                <w:lang w:val="en-US"/>
-              </w:rPr>
-            </w:pPr>
+            <w:tcW w:w="807" w:type="pct"/>
+          </w:tcPr>
+          <w:p>
+            <w:pPr>
+              <w:rPr>
+                <w:lang w:val="en-US"/>
+              </w:rPr>
+            </w:pPr>
+            <w:r>
+              <w:rPr>
+                <w:lang w:val="en-US"/>
+              </w:rPr>
+              <w:t>2</w:t>
+            </w:r>
+          </w:p>
+        </w:tc>
+        <w:tc>
+          <w:tcPr>
+            <w:tcW w:w="969" w:type="pct"/>
+          </w:tcPr>
+          <w:p>
+            <w:pPr>
+              <w:rPr>
+                <w:lang w:val="en-US"/>
+              </w:rPr>
+            </w:pPr>
+            <w:r>
+              <w:rPr>
+                <w:lang w:val="en-US"/>
+              </w:rPr>
+              <w:t>0</w:t>
+            </w:r>
           </w:p>
         </w:tc>
       </w:tr>
@@ -354,7 +428,7 @@
         </w:tc>
         <w:tc>
           <w:tcPr>
-            <w:tcW w:w="970" w:type="pct"/>
+            <w:tcW w:w="1133" w:type="pct"/>
           </w:tcPr>
           <w:p>
             <w:pPr>
@@ -372,26 +446,38 @@
         </w:tc>
         <w:tc>
           <w:tcPr>
-            <w:tcW w:w="970" w:type="pct"/>
-          </w:tcPr>
-          <w:p>
-            <w:pPr>
-              <w:rPr>
-                <w:lang w:val="en-US"/>
-              </w:rPr>
-            </w:pPr>
-          </w:p>
-        </w:tc>
-        <w:tc>
-          <w:tcPr>
-            <w:tcW w:w="970" w:type="pct"/>
-          </w:tcPr>
-          <w:p>
-            <w:pPr>
-              <w:rPr>
-                <w:lang w:val="en-US"/>
-              </w:rPr>
-            </w:pPr>
+            <w:tcW w:w="807" w:type="pct"/>
+          </w:tcPr>
+          <w:p>
+            <w:pPr>
+              <w:rPr>
+                <w:lang w:val="en-US"/>
+              </w:rPr>
+            </w:pPr>
+            <w:r>
+              <w:rPr>
+                <w:lang w:val="en-US"/>
+              </w:rPr>
+              <w:t>3</w:t>
+            </w:r>
+          </w:p>
+        </w:tc>
+        <w:tc>
+          <w:tcPr>
+            <w:tcW w:w="969" w:type="pct"/>
+          </w:tcPr>
+          <w:p>
+            <w:pPr>
+              <w:rPr>
+                <w:lang w:val="en-US"/>
+              </w:rPr>
+            </w:pPr>
+            <w:r>
+              <w:rPr>
+                <w:lang w:val="en-US"/>
+              </w:rPr>
+              <w:t>2</w:t>
+            </w:r>
           </w:p>
         </w:tc>
       </w:tr>
@@ -412,15 +498,15 @@
       </w:tblPr>
       <w:tblGrid>
         <w:gridCol w:w="438"/>
-        <w:gridCol w:w="931"/>
-        <w:gridCol w:w="931"/>
-        <w:gridCol w:w="931"/>
-        <w:gridCol w:w="1647"/>
-        <w:gridCol w:w="887"/>
-        <w:gridCol w:w="887"/>
-        <w:gridCol w:w="888"/>
-        <w:gridCol w:w="952"/>
-        <w:gridCol w:w="853"/>
+        <w:gridCol w:w="919"/>
+        <w:gridCol w:w="919"/>
+        <w:gridCol w:w="919"/>
+        <w:gridCol w:w="1606"/>
+        <w:gridCol w:w="864"/>
+        <w:gridCol w:w="864"/>
+        <w:gridCol w:w="865"/>
+        <w:gridCol w:w="946"/>
+        <w:gridCol w:w="1005"/>
       </w:tblGrid>
       <w:tr>
         <w:tc>
@@ -428,7 +514,17 @@
             <w:tcW w:w="438" w:type="dxa"/>
           </w:tcPr>
           <w:p>
-            <w:r>
+            <w:pPr>
+              <w:rPr>
+                <w:b/>
+                <w:bCs/>
+              </w:rPr>
+            </w:pPr>
+            <w:r>
+              <w:rPr>
+                <w:b/>
+                <w:bCs/>
+              </w:rPr>
               <w:t>№</w:t>
             </w:r>
           </w:p>
@@ -438,7 +534,17 @@
             <w:tcW w:w="931" w:type="dxa"/>
           </w:tcPr>
           <w:p>
-            <w:r>
+            <w:pPr>
+              <w:rPr>
+                <w:b/>
+                <w:bCs/>
+              </w:rPr>
+            </w:pPr>
+            <w:r>
+              <w:rPr>
+                <w:b/>
+                <w:bCs/>
+              </w:rPr>
               <w:t>c &lt; 0</w:t>
             </w:r>
           </w:p>
@@ -448,7 +554,17 @@
             <w:tcW w:w="931" w:type="dxa"/>
           </w:tcPr>
           <w:p>
-            <w:r>
+            <w:pPr>
+              <w:rPr>
+                <w:b/>
+                <w:bCs/>
+              </w:rPr>
+            </w:pPr>
+            <w:r>
+              <w:rPr>
+                <w:b/>
+                <w:bCs/>
+              </w:rPr>
               <w:t>a != 0</w:t>
             </w:r>
           </w:p>
@@ -458,7 +574,17 @@
             <w:tcW w:w="931" w:type="dxa"/>
           </w:tcPr>
           <w:p>
-            <w:r>
+            <w:pPr>
+              <w:rPr>
+                <w:b/>
+                <w:bCs/>
+              </w:rPr>
+            </w:pPr>
+            <w:r>
+              <w:rPr>
+                <w:b/>
+                <w:bCs/>
+              </w:rPr>
               <w:t>c &gt; 0</w:t>
             </w:r>
           </w:p>
@@ -468,7 +594,17 @@
             <w:tcW w:w="1647" w:type="dxa"/>
           </w:tcPr>
           <w:p>
-            <w:r>
+            <w:pPr>
+              <w:rPr>
+                <w:b/>
+                <w:bCs/>
+              </w:rPr>
+            </w:pPr>
+            <w:r>
+              <w:rPr>
+                <w:b/>
+                <w:bCs/>
+              </w:rPr>
               <w:t>a == 0</w:t>
             </w:r>
           </w:p>
@@ -478,7 +614,17 @@
             <w:tcW w:w="887" w:type="dxa"/>
           </w:tcPr>
           <w:p>
-            <w:r>
+            <w:pPr>
+              <w:rPr>
+                <w:b/>
+                <w:bCs/>
+              </w:rPr>
+            </w:pPr>
+            <w:r>
+              <w:rPr>
+                <w:b/>
+                <w:bCs/>
+              </w:rPr>
               <w:t>x</w:t>
             </w:r>
           </w:p>
@@ -488,7 +634,17 @@
             <w:tcW w:w="887" w:type="dxa"/>
           </w:tcPr>
           <w:p>
-            <w:r>
+            <w:pPr>
+              <w:rPr>
+                <w:b/>
+                <w:bCs/>
+              </w:rPr>
+            </w:pPr>
+            <w:r>
+              <w:rPr>
+                <w:b/>
+                <w:bCs/>
+              </w:rPr>
               <w:t>a</w:t>
             </w:r>
           </w:p>
@@ -498,7 +654,17 @@
             <w:tcW w:w="888" w:type="dxa"/>
           </w:tcPr>
           <w:p>
-            <w:r>
+            <w:pPr>
+              <w:rPr>
+                <w:b/>
+                <w:bCs/>
+              </w:rPr>
+            </w:pPr>
+            <w:r>
+              <w:rPr>
+                <w:b/>
+                <w:bCs/>
+              </w:rPr>
               <w:t>c</w:t>
             </w:r>
           </w:p>
@@ -508,7 +674,17 @@
             <w:tcW w:w="952" w:type="dxa"/>
           </w:tcPr>
           <w:p>
-            <w:r>
+            <w:pPr>
+              <w:rPr>
+                <w:b/>
+                <w:bCs/>
+              </w:rPr>
+            </w:pPr>
+            <w:r>
+              <w:rPr>
+                <w:b/>
+                <w:bCs/>
+              </w:rPr>
               <w:t>Ветка</w:t>
             </w:r>
           </w:p>
@@ -518,7 +694,17 @@
             <w:tcW w:w="853" w:type="dxa"/>
           </w:tcPr>
           <w:p>
-            <w:r>
+            <w:pPr>
+              <w:rPr>
+                <w:b/>
+                <w:bCs/>
+              </w:rPr>
+            </w:pPr>
+            <w:r>
+              <w:rPr>
+                <w:b/>
+                <w:bCs/>
+              </w:rPr>
               <w:t>Итог</w:t>
             </w:r>
           </w:p>
@@ -609,13 +795,29 @@
           <w:tcPr>
             <w:tcW w:w="952" w:type="dxa"/>
           </w:tcPr>
-          <w:p/>
+          <w:p>
+            <w:pPr>
+              <w:rPr>
+                <w:lang w:val="en-US"/>
+              </w:rPr>
+            </w:pPr>
+            <w:r>
+              <w:rPr>
+                <w:lang w:val="en-US"/>
+              </w:rPr>
+              <w:t>1</w:t>
+            </w:r>
+          </w:p>
         </w:tc>
         <w:tc>
           <w:tcPr>
             <w:tcW w:w="853" w:type="dxa"/>
           </w:tcPr>
-          <w:p/>
+          <w:p>
+            <w:r>
+              <w:t>-20</w:t>
+            </w:r>
+          </w:p>
         </w:tc>
       </w:tr>
       <w:tr>
@@ -703,13 +905,29 @@
           <w:tcPr>
             <w:tcW w:w="952" w:type="dxa"/>
           </w:tcPr>
-          <w:p/>
+          <w:p>
+            <w:pPr>
+              <w:rPr>
+                <w:lang w:val="en-US"/>
+              </w:rPr>
+            </w:pPr>
+            <w:r>
+              <w:rPr>
+                <w:lang w:val="en-US"/>
+              </w:rPr>
+              <w:t>2</w:t>
+            </w:r>
+          </w:p>
         </w:tc>
         <w:tc>
           <w:tcPr>
             <w:tcW w:w="853" w:type="dxa"/>
           </w:tcPr>
-          <w:p/>
+          <w:p>
+            <w:r>
+              <w:t>0</w:t>
+            </w:r>
+          </w:p>
         </w:tc>
       </w:tr>
       <w:tr>
@@ -797,13 +1015,29 @@
           <w:tcPr>
             <w:tcW w:w="952" w:type="dxa"/>
           </w:tcPr>
-          <w:p/>
+          <w:p>
+            <w:pPr>
+              <w:rPr>
+                <w:lang w:val="en-US"/>
+              </w:rPr>
+            </w:pPr>
+            <w:r>
+              <w:rPr>
+                <w:lang w:val="en-US"/>
+              </w:rPr>
+              <w:t>3</w:t>
+            </w:r>
+          </w:p>
         </w:tc>
         <w:tc>
           <w:tcPr>
             <w:tcW w:w="853" w:type="dxa"/>
           </w:tcPr>
-          <w:p/>
+          <w:p>
+            <w:r>
+              <w:t>Деление на 0!</w:t>
+            </w:r>
+          </w:p>
         </w:tc>
       </w:tr>
       <w:tr>
@@ -891,13 +1125,29 @@
           <w:tcPr>
             <w:tcW w:w="952" w:type="dxa"/>
           </w:tcPr>
-          <w:p/>
+          <w:p>
+            <w:pPr>
+              <w:rPr>
+                <w:lang w:val="en-US"/>
+              </w:rPr>
+            </w:pPr>
+            <w:r>
+              <w:rPr>
+                <w:lang w:val="en-US"/>
+              </w:rPr>
+              <w:t>3</w:t>
+            </w:r>
+          </w:p>
         </w:tc>
         <w:tc>
           <w:tcPr>
             <w:tcW w:w="853" w:type="dxa"/>
           </w:tcPr>
-          <w:p/>
+          <w:p>
+            <w:r>
+              <w:t>0</w:t>
+            </w:r>
+          </w:p>
         </w:tc>
       </w:tr>
     </w:tbl>
@@ -916,93 +1166,215 @@
         <w:tblLook w:val="04A0" w:firstRow="1" w:lastRow="0" w:firstColumn="1" w:lastColumn="0" w:noHBand="0" w:noVBand="1"/>
       </w:tblPr>
       <w:tblGrid>
-        <w:gridCol w:w="445"/>
-        <w:gridCol w:w="1891"/>
-        <w:gridCol w:w="1168"/>
-        <w:gridCol w:w="1168"/>
-        <w:gridCol w:w="1168"/>
-        <w:gridCol w:w="1168"/>
-        <w:gridCol w:w="1168"/>
-        <w:gridCol w:w="1169"/>
+        <w:gridCol w:w="444"/>
+        <w:gridCol w:w="1456"/>
+        <w:gridCol w:w="982"/>
+        <w:gridCol w:w="982"/>
+        <w:gridCol w:w="982"/>
+        <w:gridCol w:w="877"/>
+        <w:gridCol w:w="877"/>
+        <w:gridCol w:w="877"/>
+        <w:gridCol w:w="863"/>
+        <w:gridCol w:w="1005"/>
       </w:tblGrid>
       <w:tr>
         <w:tc>
           <w:tcPr>
-            <w:tcW w:w="445" w:type="dxa"/>
-          </w:tcPr>
-          <w:p>
-            <w:r>
+            <w:tcW w:w="444" w:type="dxa"/>
+          </w:tcPr>
+          <w:p>
+            <w:pPr>
+              <w:rPr>
+                <w:b/>
+                <w:bCs/>
+              </w:rPr>
+            </w:pPr>
+            <w:r>
+              <w:rPr>
+                <w:b/>
+                <w:bCs/>
+              </w:rPr>
               <w:t>№</w:t>
             </w:r>
           </w:p>
         </w:tc>
         <w:tc>
           <w:tcPr>
-            <w:tcW w:w="1891" w:type="dxa"/>
-          </w:tcPr>
-          <w:p>
-            <w:r>
+            <w:tcW w:w="1488" w:type="dxa"/>
+          </w:tcPr>
+          <w:p>
+            <w:pPr>
+              <w:rPr>
+                <w:b/>
+                <w:bCs/>
+              </w:rPr>
+            </w:pPr>
+            <w:r>
+              <w:rPr>
+                <w:b/>
+                <w:bCs/>
+              </w:rPr>
               <w:t>c &lt; 0</w:t>
             </w:r>
           </w:p>
         </w:tc>
         <w:tc>
           <w:tcPr>
-            <w:tcW w:w="1168" w:type="dxa"/>
-          </w:tcPr>
-          <w:p>
-            <w:r>
+            <w:tcW w:w="996" w:type="dxa"/>
+          </w:tcPr>
+          <w:p>
+            <w:pPr>
+              <w:rPr>
+                <w:b/>
+                <w:bCs/>
+              </w:rPr>
+            </w:pPr>
+            <w:r>
+              <w:rPr>
+                <w:b/>
+                <w:bCs/>
+              </w:rPr>
               <w:t>a != 0</w:t>
             </w:r>
           </w:p>
         </w:tc>
         <w:tc>
           <w:tcPr>
-            <w:tcW w:w="1168" w:type="dxa"/>
-          </w:tcPr>
-          <w:p>
-            <w:r>
+            <w:tcW w:w="996" w:type="dxa"/>
+          </w:tcPr>
+          <w:p>
+            <w:pPr>
+              <w:rPr>
+                <w:b/>
+                <w:bCs/>
+              </w:rPr>
+            </w:pPr>
+            <w:r>
+              <w:rPr>
+                <w:b/>
+                <w:bCs/>
+              </w:rPr>
               <w:t>c &gt; 0</w:t>
             </w:r>
           </w:p>
         </w:tc>
         <w:tc>
           <w:tcPr>
-            <w:tcW w:w="1168" w:type="dxa"/>
-          </w:tcPr>
-          <w:p>
-            <w:r>
+            <w:tcW w:w="996" w:type="dxa"/>
+          </w:tcPr>
+          <w:p>
+            <w:pPr>
+              <w:rPr>
+                <w:b/>
+                <w:bCs/>
+              </w:rPr>
+            </w:pPr>
+            <w:r>
+              <w:rPr>
+                <w:b/>
+                <w:bCs/>
+              </w:rPr>
               <w:t>a == 0</w:t>
             </w:r>
           </w:p>
         </w:tc>
         <w:tc>
           <w:tcPr>
-            <w:tcW w:w="1168" w:type="dxa"/>
-          </w:tcPr>
-          <w:p>
-            <w:r>
+            <w:tcW w:w="898" w:type="dxa"/>
+          </w:tcPr>
+          <w:p>
+            <w:pPr>
+              <w:rPr>
+                <w:b/>
+                <w:bCs/>
+              </w:rPr>
+            </w:pPr>
+            <w:r>
+              <w:rPr>
+                <w:b/>
+                <w:bCs/>
+              </w:rPr>
               <w:t>x</w:t>
             </w:r>
           </w:p>
         </w:tc>
         <w:tc>
           <w:tcPr>
-            <w:tcW w:w="1168" w:type="dxa"/>
-          </w:tcPr>
-          <w:p>
-            <w:r>
+            <w:tcW w:w="898" w:type="dxa"/>
+          </w:tcPr>
+          <w:p>
+            <w:pPr>
+              <w:rPr>
+                <w:b/>
+                <w:bCs/>
+              </w:rPr>
+            </w:pPr>
+            <w:r>
+              <w:rPr>
+                <w:b/>
+                <w:bCs/>
+              </w:rPr>
               <w:t>a</w:t>
             </w:r>
           </w:p>
         </w:tc>
         <w:tc>
           <w:tcPr>
-            <w:tcW w:w="1169" w:type="dxa"/>
-          </w:tcPr>
-          <w:p>
-            <w:r>
+            <w:tcW w:w="899" w:type="dxa"/>
+          </w:tcPr>
+          <w:p>
+            <w:pPr>
+              <w:rPr>
+                <w:b/>
+                <w:bCs/>
+              </w:rPr>
+            </w:pPr>
+            <w:r>
+              <w:rPr>
+                <w:b/>
+                <w:bCs/>
+              </w:rPr>
               <w:t>c</w:t>
+            </w:r>
+          </w:p>
+        </w:tc>
+        <w:tc>
+          <w:tcPr>
+            <w:tcW w:w="865" w:type="dxa"/>
+          </w:tcPr>
+          <w:p>
+            <w:pPr>
+              <w:rPr>
+                <w:b/>
+                <w:bCs/>
+              </w:rPr>
+            </w:pPr>
+            <w:r>
+              <w:rPr>
+                <w:b/>
+                <w:bCs/>
+              </w:rPr>
+              <w:t>Ветка</w:t>
+            </w:r>
+          </w:p>
+        </w:tc>
+        <w:tc>
+          <w:tcPr>
+            <w:tcW w:w="865" w:type="dxa"/>
+          </w:tcPr>
+          <w:p>
+            <w:pPr>
+              <w:rPr>
+                <w:b/>
+                <w:bCs/>
+              </w:rPr>
+            </w:pPr>
+            <w:r>
+              <w:rPr>
+                <w:b/>
+                <w:bCs/>
+              </w:rPr>
+              <w:t>Итог</w:t>
             </w:r>
           </w:p>
         </w:tc>
@@ -1010,7 +1382,7 @@
       <w:tr>
         <w:tc>
           <w:tcPr>
-            <w:tcW w:w="445" w:type="dxa"/>
+            <w:tcW w:w="444" w:type="dxa"/>
           </w:tcPr>
           <w:p>
             <w:pPr>
@@ -1028,7 +1400,7 @@
         </w:tc>
         <w:tc>
           <w:tcPr>
-            <w:tcW w:w="1891" w:type="dxa"/>
+            <w:tcW w:w="1488" w:type="dxa"/>
           </w:tcPr>
           <w:p>
             <w:pPr>
@@ -1046,7 +1418,7 @@
         </w:tc>
         <w:tc>
           <w:tcPr>
-            <w:tcW w:w="1168" w:type="dxa"/>
+            <w:tcW w:w="996" w:type="dxa"/>
           </w:tcPr>
           <w:p>
             <w:pPr>
@@ -1064,7 +1436,7 @@
         </w:tc>
         <w:tc>
           <w:tcPr>
-            <w:tcW w:w="1168" w:type="dxa"/>
+            <w:tcW w:w="996" w:type="dxa"/>
           </w:tcPr>
           <w:p>
             <w:pPr>
@@ -1082,7 +1454,7 @@
         </w:tc>
         <w:tc>
           <w:tcPr>
-            <w:tcW w:w="1168" w:type="dxa"/>
+            <w:tcW w:w="996" w:type="dxa"/>
           </w:tcPr>
           <w:p>
             <w:pPr>
@@ -1100,7 +1472,7 @@
         </w:tc>
         <w:tc>
           <w:tcPr>
-            <w:tcW w:w="1168" w:type="dxa"/>
+            <w:tcW w:w="898" w:type="dxa"/>
           </w:tcPr>
           <w:p>
             <w:pPr>
@@ -1118,7 +1490,7 @@
         </w:tc>
         <w:tc>
           <w:tcPr>
-            <w:tcW w:w="1168" w:type="dxa"/>
+            <w:tcW w:w="898" w:type="dxa"/>
           </w:tcPr>
           <w:p>
             <w:pPr>
@@ -1136,18 +1508,38 @@
         </w:tc>
         <w:tc>
           <w:tcPr>
-            <w:tcW w:w="1169" w:type="dxa"/>
-          </w:tcPr>
-          <w:p>
-            <w:pPr>
-              <w:rPr>
-                <w:lang w:val="en-US"/>
-              </w:rPr>
-            </w:pPr>
-            <w:r>
-              <w:rPr>
-                <w:lang w:val="en-US"/>
-              </w:rPr>
+            <w:tcW w:w="899" w:type="dxa"/>
+          </w:tcPr>
+          <w:p>
+            <w:pPr>
+              <w:rPr>
+                <w:lang w:val="en-US"/>
+              </w:rPr>
+            </w:pPr>
+            <w:r>
+              <w:rPr>
+                <w:lang w:val="en-US"/>
+              </w:rPr>
+              <w:t>-1</w:t>
+            </w:r>
+          </w:p>
+        </w:tc>
+        <w:tc>
+          <w:tcPr>
+            <w:tcW w:w="865" w:type="dxa"/>
+          </w:tcPr>
+          <w:p>
+            <w:r>
+              <w:t>1</w:t>
+            </w:r>
+          </w:p>
+        </w:tc>
+        <w:tc>
+          <w:tcPr>
+            <w:tcW w:w="865" w:type="dxa"/>
+          </w:tcPr>
+          <w:p>
+            <w:r>
               <w:t>-1</w:t>
             </w:r>
           </w:p>
@@ -1156,7 +1548,7 @@
       <w:tr>
         <w:tc>
           <w:tcPr>
-            <w:tcW w:w="445" w:type="dxa"/>
+            <w:tcW w:w="444" w:type="dxa"/>
           </w:tcPr>
           <w:p>
             <w:pPr>
@@ -1174,7 +1566,7 @@
         </w:tc>
         <w:tc>
           <w:tcPr>
-            <w:tcW w:w="1891" w:type="dxa"/>
+            <w:tcW w:w="1488" w:type="dxa"/>
           </w:tcPr>
           <w:p>
             <w:pPr>
@@ -1192,7 +1584,7 @@
         </w:tc>
         <w:tc>
           <w:tcPr>
-            <w:tcW w:w="1168" w:type="dxa"/>
+            <w:tcW w:w="996" w:type="dxa"/>
           </w:tcPr>
           <w:p>
             <w:pPr>
@@ -1210,7 +1602,7 @@
         </w:tc>
         <w:tc>
           <w:tcPr>
-            <w:tcW w:w="1168" w:type="dxa"/>
+            <w:tcW w:w="996" w:type="dxa"/>
           </w:tcPr>
           <w:p>
             <w:pPr>
@@ -1228,7 +1620,7 @@
         </w:tc>
         <w:tc>
           <w:tcPr>
-            <w:tcW w:w="1168" w:type="dxa"/>
+            <w:tcW w:w="996" w:type="dxa"/>
           </w:tcPr>
           <w:p>
             <w:pPr>
@@ -1246,7 +1638,7 @@
         </w:tc>
         <w:tc>
           <w:tcPr>
-            <w:tcW w:w="1168" w:type="dxa"/>
+            <w:tcW w:w="898" w:type="dxa"/>
           </w:tcPr>
           <w:p>
             <w:pPr>
@@ -1264,7 +1656,7 @@
         </w:tc>
         <w:tc>
           <w:tcPr>
-            <w:tcW w:w="1168" w:type="dxa"/>
+            <w:tcW w:w="898" w:type="dxa"/>
           </w:tcPr>
           <w:p>
             <w:pPr>
@@ -1282,18 +1674,38 @@
         </w:tc>
         <w:tc>
           <w:tcPr>
-            <w:tcW w:w="1169" w:type="dxa"/>
-          </w:tcPr>
-          <w:p>
-            <w:pPr>
-              <w:rPr>
-                <w:lang w:val="en-US"/>
-              </w:rPr>
-            </w:pPr>
-            <w:r>
-              <w:rPr>
-                <w:lang w:val="en-US"/>
-              </w:rPr>
+            <w:tcW w:w="899" w:type="dxa"/>
+          </w:tcPr>
+          <w:p>
+            <w:pPr>
+              <w:rPr>
+                <w:lang w:val="en-US"/>
+              </w:rPr>
+            </w:pPr>
+            <w:r>
+              <w:rPr>
+                <w:lang w:val="en-US"/>
+              </w:rPr>
+              <w:t>-1</w:t>
+            </w:r>
+          </w:p>
+        </w:tc>
+        <w:tc>
+          <w:tcPr>
+            <w:tcW w:w="865" w:type="dxa"/>
+          </w:tcPr>
+          <w:p>
+            <w:r>
+              <w:t>3</w:t>
+            </w:r>
+          </w:p>
+        </w:tc>
+        <w:tc>
+          <w:tcPr>
+            <w:tcW w:w="865" w:type="dxa"/>
+          </w:tcPr>
+          <w:p>
+            <w:r>
               <w:t>-1</w:t>
             </w:r>
           </w:p>
@@ -1302,7 +1714,7 @@
       <w:tr>
         <w:tc>
           <w:tcPr>
-            <w:tcW w:w="445" w:type="dxa"/>
+            <w:tcW w:w="444" w:type="dxa"/>
           </w:tcPr>
           <w:p>
             <w:pPr>
@@ -1320,7 +1732,7 @@
         </w:tc>
         <w:tc>
           <w:tcPr>
-            <w:tcW w:w="1891" w:type="dxa"/>
+            <w:tcW w:w="1488" w:type="dxa"/>
           </w:tcPr>
           <w:p>
             <w:pPr>
@@ -1338,7 +1750,7 @@
         </w:tc>
         <w:tc>
           <w:tcPr>
-            <w:tcW w:w="1168" w:type="dxa"/>
+            <w:tcW w:w="996" w:type="dxa"/>
           </w:tcPr>
           <w:p>
             <w:pPr>
@@ -1356,7 +1768,7 @@
         </w:tc>
         <w:tc>
           <w:tcPr>
-            <w:tcW w:w="1168" w:type="dxa"/>
+            <w:tcW w:w="996" w:type="dxa"/>
           </w:tcPr>
           <w:p>
             <w:pPr>
@@ -1374,7 +1786,7 @@
         </w:tc>
         <w:tc>
           <w:tcPr>
-            <w:tcW w:w="1168" w:type="dxa"/>
+            <w:tcW w:w="996" w:type="dxa"/>
           </w:tcPr>
           <w:p>
             <w:pPr>
@@ -1392,7 +1804,7 @@
         </w:tc>
         <w:tc>
           <w:tcPr>
-            <w:tcW w:w="1168" w:type="dxa"/>
+            <w:tcW w:w="898" w:type="dxa"/>
           </w:tcPr>
           <w:p>
             <w:pPr>
@@ -1410,7 +1822,7 @@
         </w:tc>
         <w:tc>
           <w:tcPr>
-            <w:tcW w:w="1168" w:type="dxa"/>
+            <w:tcW w:w="898" w:type="dxa"/>
           </w:tcPr>
           <w:p>
             <w:pPr>
@@ -1428,18 +1840,38 @@
         </w:tc>
         <w:tc>
           <w:tcPr>
-            <w:tcW w:w="1169" w:type="dxa"/>
-          </w:tcPr>
-          <w:p>
-            <w:pPr>
-              <w:rPr>
-                <w:lang w:val="en-US"/>
-              </w:rPr>
-            </w:pPr>
-            <w:r>
-              <w:rPr>
-                <w:lang w:val="en-US"/>
-              </w:rPr>
+            <w:tcW w:w="899" w:type="dxa"/>
+          </w:tcPr>
+          <w:p>
+            <w:pPr>
+              <w:rPr>
+                <w:lang w:val="en-US"/>
+              </w:rPr>
+            </w:pPr>
+            <w:r>
+              <w:rPr>
+                <w:lang w:val="en-US"/>
+              </w:rPr>
+              <w:t>1</w:t>
+            </w:r>
+          </w:p>
+        </w:tc>
+        <w:tc>
+          <w:tcPr>
+            <w:tcW w:w="865" w:type="dxa"/>
+          </w:tcPr>
+          <w:p>
+            <w:r>
+              <w:t>3</w:t>
+            </w:r>
+          </w:p>
+        </w:tc>
+        <w:tc>
+          <w:tcPr>
+            <w:tcW w:w="865" w:type="dxa"/>
+          </w:tcPr>
+          <w:p>
+            <w:r>
               <w:t>1</w:t>
             </w:r>
           </w:p>
@@ -1448,7 +1880,7 @@
       <w:tr>
         <w:tc>
           <w:tcPr>
-            <w:tcW w:w="445" w:type="dxa"/>
+            <w:tcW w:w="444" w:type="dxa"/>
           </w:tcPr>
           <w:p>
             <w:pPr>
@@ -1466,7 +1898,7 @@
         </w:tc>
         <w:tc>
           <w:tcPr>
-            <w:tcW w:w="1891" w:type="dxa"/>
+            <w:tcW w:w="1488" w:type="dxa"/>
           </w:tcPr>
           <w:p>
             <w:pPr>
@@ -1484,7 +1916,7 @@
         </w:tc>
         <w:tc>
           <w:tcPr>
-            <w:tcW w:w="1168" w:type="dxa"/>
+            <w:tcW w:w="996" w:type="dxa"/>
           </w:tcPr>
           <w:p>
             <w:pPr>
@@ -1502,7 +1934,7 @@
         </w:tc>
         <w:tc>
           <w:tcPr>
-            <w:tcW w:w="1168" w:type="dxa"/>
+            <w:tcW w:w="996" w:type="dxa"/>
           </w:tcPr>
           <w:p>
             <w:pPr>
@@ -1520,7 +1952,7 @@
         </w:tc>
         <w:tc>
           <w:tcPr>
-            <w:tcW w:w="1168" w:type="dxa"/>
+            <w:tcW w:w="996" w:type="dxa"/>
           </w:tcPr>
           <w:p>
             <w:pPr>
@@ -1538,7 +1970,7 @@
         </w:tc>
         <w:tc>
           <w:tcPr>
-            <w:tcW w:w="1168" w:type="dxa"/>
+            <w:tcW w:w="898" w:type="dxa"/>
           </w:tcPr>
           <w:p>
             <w:pPr>
@@ -1556,7 +1988,7 @@
         </w:tc>
         <w:tc>
           <w:tcPr>
-            <w:tcW w:w="1168" w:type="dxa"/>
+            <w:tcW w:w="898" w:type="dxa"/>
           </w:tcPr>
           <w:p>
             <w:pPr>
@@ -1574,7 +2006,7 @@
         </w:tc>
         <w:tc>
           <w:tcPr>
-            <w:tcW w:w="1169" w:type="dxa"/>
+            <w:tcW w:w="899" w:type="dxa"/>
           </w:tcPr>
           <w:p>
             <w:pPr>
@@ -1587,6 +2019,26 @@
                 <w:lang w:val="en-US"/>
               </w:rPr>
               <w:t>1</w:t>
+            </w:r>
+          </w:p>
+        </w:tc>
+        <w:tc>
+          <w:tcPr>
+            <w:tcW w:w="865" w:type="dxa"/>
+          </w:tcPr>
+          <w:p>
+            <w:r>
+              <w:t>2</w:t>
+            </w:r>
+          </w:p>
+        </w:tc>
+        <w:tc>
+          <w:tcPr>
+            <w:tcW w:w="865" w:type="dxa"/>
+          </w:tcPr>
+          <w:p>
+            <w:r>
+              <w:t>-1</w:t>
             </w:r>
           </w:p>
         </w:tc>
@@ -1594,7 +2046,7 @@
       <w:tr>
         <w:tc>
           <w:tcPr>
-            <w:tcW w:w="445" w:type="dxa"/>
+            <w:tcW w:w="444" w:type="dxa"/>
           </w:tcPr>
           <w:p>
             <w:pPr>
@@ -1612,7 +2064,7 @@
         </w:tc>
         <w:tc>
           <w:tcPr>
-            <w:tcW w:w="1891" w:type="dxa"/>
+            <w:tcW w:w="1488" w:type="dxa"/>
           </w:tcPr>
           <w:p>
             <w:pPr>
@@ -1630,7 +2082,7 @@
         </w:tc>
         <w:tc>
           <w:tcPr>
-            <w:tcW w:w="1168" w:type="dxa"/>
+            <w:tcW w:w="996" w:type="dxa"/>
           </w:tcPr>
           <w:p>
             <w:pPr>
@@ -1648,7 +2100,7 @@
         </w:tc>
         <w:tc>
           <w:tcPr>
-            <w:tcW w:w="1168" w:type="dxa"/>
+            <w:tcW w:w="996" w:type="dxa"/>
           </w:tcPr>
           <w:p>
             <w:pPr>
@@ -1666,7 +2118,7 @@
         </w:tc>
         <w:tc>
           <w:tcPr>
-            <w:tcW w:w="1168" w:type="dxa"/>
+            <w:tcW w:w="996" w:type="dxa"/>
           </w:tcPr>
           <w:p>
             <w:pPr>
@@ -1684,7 +2136,7 @@
         </w:tc>
         <w:tc>
           <w:tcPr>
-            <w:tcW w:w="1168" w:type="dxa"/>
+            <w:tcW w:w="898" w:type="dxa"/>
           </w:tcPr>
           <w:p>
             <w:pPr>
@@ -1702,7 +2154,7 @@
         </w:tc>
         <w:tc>
           <w:tcPr>
-            <w:tcW w:w="1168" w:type="dxa"/>
+            <w:tcW w:w="898" w:type="dxa"/>
           </w:tcPr>
           <w:p>
             <w:pPr>
@@ -1720,7 +2172,7 @@
         </w:tc>
         <w:tc>
           <w:tcPr>
-            <w:tcW w:w="1169" w:type="dxa"/>
+            <w:tcW w:w="899" w:type="dxa"/>
           </w:tcPr>
           <w:p>
             <w:pPr>
@@ -1733,6 +2185,31 @@
                 <w:lang w:val="en-US"/>
               </w:rPr>
               <w:t>0</w:t>
+            </w:r>
+          </w:p>
+        </w:tc>
+        <w:tc>
+          <w:tcPr>
+            <w:tcW w:w="865" w:type="dxa"/>
+          </w:tcPr>
+          <w:p>
+            <w:r>
+              <w:t>3</w:t>
+            </w:r>
+          </w:p>
+        </w:tc>
+        <w:tc>
+          <w:tcPr>
+            <w:tcW w:w="865" w:type="dxa"/>
+          </w:tcPr>
+          <w:p>
+            <w:pPr>
+              <w:rPr>
+                <w:lang w:val="en-US"/>
+              </w:rPr>
+            </w:pPr>
+            <w:r>
+              <w:t>Деление на 0!</w:t>
             </w:r>
           </w:p>
         </w:tc>
@@ -1740,7 +2217,7 @@
       <w:tr>
         <w:tc>
           <w:tcPr>
-            <w:tcW w:w="445" w:type="dxa"/>
+            <w:tcW w:w="444" w:type="dxa"/>
           </w:tcPr>
           <w:p>
             <w:pPr>
@@ -1758,7 +2235,7 @@
         </w:tc>
         <w:tc>
           <w:tcPr>
-            <w:tcW w:w="1891" w:type="dxa"/>
+            <w:tcW w:w="1488" w:type="dxa"/>
           </w:tcPr>
           <w:p>
             <w:pPr>
@@ -1776,7 +2253,7 @@
         </w:tc>
         <w:tc>
           <w:tcPr>
-            <w:tcW w:w="1168" w:type="dxa"/>
+            <w:tcW w:w="996" w:type="dxa"/>
           </w:tcPr>
           <w:p>
             <w:pPr>
@@ -1794,7 +2271,7 @@
         </w:tc>
         <w:tc>
           <w:tcPr>
-            <w:tcW w:w="1168" w:type="dxa"/>
+            <w:tcW w:w="996" w:type="dxa"/>
           </w:tcPr>
           <w:p>
             <w:pPr>
@@ -1812,7 +2289,7 @@
         </w:tc>
         <w:tc>
           <w:tcPr>
-            <w:tcW w:w="1168" w:type="dxa"/>
+            <w:tcW w:w="996" w:type="dxa"/>
           </w:tcPr>
           <w:p>
             <w:pPr>
@@ -1830,7 +2307,7 @@
         </w:tc>
         <w:tc>
           <w:tcPr>
-            <w:tcW w:w="1168" w:type="dxa"/>
+            <w:tcW w:w="898" w:type="dxa"/>
           </w:tcPr>
           <w:p>
             <w:pPr>
@@ -1848,7 +2325,7 @@
         </w:tc>
         <w:tc>
           <w:tcPr>
-            <w:tcW w:w="1168" w:type="dxa"/>
+            <w:tcW w:w="898" w:type="dxa"/>
           </w:tcPr>
           <w:p>
             <w:pPr>
@@ -1866,7 +2343,7 @@
         </w:tc>
         <w:tc>
           <w:tcPr>
-            <w:tcW w:w="1169" w:type="dxa"/>
+            <w:tcW w:w="899" w:type="dxa"/>
           </w:tcPr>
           <w:p>
             <w:pPr>
@@ -1879,6 +2356,31 @@
                 <w:lang w:val="en-US"/>
               </w:rPr>
               <w:t>0</w:t>
+            </w:r>
+          </w:p>
+        </w:tc>
+        <w:tc>
+          <w:tcPr>
+            <w:tcW w:w="865" w:type="dxa"/>
+          </w:tcPr>
+          <w:p>
+            <w:r>
+              <w:t>3</w:t>
+            </w:r>
+          </w:p>
+        </w:tc>
+        <w:tc>
+          <w:tcPr>
+            <w:tcW w:w="865" w:type="dxa"/>
+          </w:tcPr>
+          <w:p>
+            <w:pPr>
+              <w:rPr>
+                <w:lang w:val="en-US"/>
+              </w:rPr>
+            </w:pPr>
+            <w:r>
+              <w:t>Деление на 0!</w:t>
             </w:r>
           </w:p>
         </w:tc>
@@ -1892,15 +2394,15 @@
         <w:tblLook w:val="04A0" w:firstRow="1" w:lastRow="0" w:firstColumn="1" w:lastColumn="0" w:noHBand="0" w:noVBand="1"/>
       </w:tblPr>
       <w:tblGrid>
-        <w:gridCol w:w="955"/>
-        <w:gridCol w:w="982"/>
-        <w:gridCol w:w="981"/>
-        <w:gridCol w:w="981"/>
-        <w:gridCol w:w="981"/>
-        <w:gridCol w:w="954"/>
-        <w:gridCol w:w="955"/>
-        <w:gridCol w:w="955"/>
-        <w:gridCol w:w="1601"/>
+        <w:gridCol w:w="942"/>
+        <w:gridCol w:w="974"/>
+        <w:gridCol w:w="974"/>
+        <w:gridCol w:w="974"/>
+        <w:gridCol w:w="974"/>
+        <w:gridCol w:w="942"/>
+        <w:gridCol w:w="943"/>
+        <w:gridCol w:w="943"/>
+        <w:gridCol w:w="1679"/>
       </w:tblGrid>
       <w:tr>
         <w:tc>
@@ -1910,11 +2412,15 @@
           <w:p>
             <w:pPr>
               <w:rPr>
-                <w:lang w:val="en-US"/>
-              </w:rPr>
-            </w:pPr>
-            <w:r>
-              <w:rPr>
+                <w:b/>
+                <w:bCs/>
+                <w:lang w:val="en-US"/>
+              </w:rPr>
+            </w:pPr>
+            <w:r>
+              <w:rPr>
+                <w:b/>
+                <w:bCs/>
                 <w:lang w:val="en-US"/>
               </w:rPr>
               <w:t>№</w:t>
@@ -1928,11 +2434,15 @@
           <w:p>
             <w:pPr>
               <w:rPr>
-                <w:lang w:val="en-US"/>
-              </w:rPr>
-            </w:pPr>
-            <w:r>
-              <w:rPr>
+                <w:b/>
+                <w:bCs/>
+                <w:lang w:val="en-US"/>
+              </w:rPr>
+            </w:pPr>
+            <w:r>
+              <w:rPr>
+                <w:b/>
+                <w:bCs/>
                 <w:lang w:val="en-US"/>
               </w:rPr>
               <w:t>c &lt; 0</w:t>
@@ -1946,11 +2456,15 @@
           <w:p>
             <w:pPr>
               <w:rPr>
-                <w:lang w:val="en-US"/>
-              </w:rPr>
-            </w:pPr>
-            <w:r>
-              <w:rPr>
+                <w:b/>
+                <w:bCs/>
+                <w:lang w:val="en-US"/>
+              </w:rPr>
+            </w:pPr>
+            <w:r>
+              <w:rPr>
+                <w:b/>
+                <w:bCs/>
                 <w:lang w:val="en-US"/>
               </w:rPr>
               <w:t>a != 0</w:t>
@@ -1964,11 +2478,15 @@
           <w:p>
             <w:pPr>
               <w:rPr>
-                <w:lang w:val="en-US"/>
-              </w:rPr>
-            </w:pPr>
-            <w:r>
-              <w:rPr>
+                <w:b/>
+                <w:bCs/>
+                <w:lang w:val="en-US"/>
+              </w:rPr>
+            </w:pPr>
+            <w:r>
+              <w:rPr>
+                <w:b/>
+                <w:bCs/>
                 <w:lang w:val="en-US"/>
               </w:rPr>
               <w:t>c &gt; 0</w:t>
@@ -1982,11 +2500,15 @@
           <w:p>
             <w:pPr>
               <w:rPr>
-                <w:lang w:val="en-US"/>
-              </w:rPr>
-            </w:pPr>
-            <w:r>
-              <w:rPr>
+                <w:b/>
+                <w:bCs/>
+                <w:lang w:val="en-US"/>
+              </w:rPr>
+            </w:pPr>
+            <w:r>
+              <w:rPr>
+                <w:b/>
+                <w:bCs/>
                 <w:lang w:val="en-US"/>
               </w:rPr>
               <w:t>a == 0</w:t>
@@ -2000,11 +2522,15 @@
           <w:p>
             <w:pPr>
               <w:rPr>
-                <w:lang w:val="en-US"/>
-              </w:rPr>
-            </w:pPr>
-            <w:r>
-              <w:rPr>
+                <w:b/>
+                <w:bCs/>
+                <w:lang w:val="en-US"/>
+              </w:rPr>
+            </w:pPr>
+            <w:r>
+              <w:rPr>
+                <w:b/>
+                <w:bCs/>
                 <w:lang w:val="en-US"/>
               </w:rPr>
               <w:t>x</w:t>
@@ -2018,11 +2544,15 @@
           <w:p>
             <w:pPr>
               <w:rPr>
-                <w:lang w:val="en-US"/>
-              </w:rPr>
-            </w:pPr>
-            <w:r>
-              <w:rPr>
+                <w:b/>
+                <w:bCs/>
+                <w:lang w:val="en-US"/>
+              </w:rPr>
+            </w:pPr>
+            <w:r>
+              <w:rPr>
+                <w:b/>
+                <w:bCs/>
                 <w:lang w:val="en-US"/>
               </w:rPr>
               <w:t>a</w:t>
@@ -2036,11 +2566,15 @@
           <w:p>
             <w:pPr>
               <w:rPr>
-                <w:lang w:val="en-US"/>
-              </w:rPr>
-            </w:pPr>
-            <w:r>
-              <w:rPr>
+                <w:b/>
+                <w:bCs/>
+                <w:lang w:val="en-US"/>
+              </w:rPr>
+            </w:pPr>
+            <w:r>
+              <w:rPr>
+                <w:b/>
+                <w:bCs/>
                 <w:lang w:val="en-US"/>
               </w:rPr>
               <w:t>c</w:t>
@@ -2054,10 +2588,16 @@
           <w:p>
             <w:pPr>
               <w:rPr>
-                <w:lang w:val="en-US"/>
-              </w:rPr>
-            </w:pPr>
-            <w:r>
+                <w:b/>
+                <w:bCs/>
+                <w:lang w:val="en-US"/>
+              </w:rPr>
+            </w:pPr>
+            <w:r>
+              <w:rPr>
+                <w:b/>
+                <w:bCs/>
+              </w:rPr>
               <w:t>Достижимость</w:t>
             </w:r>
           </w:p>
@@ -2343,9 +2883,18 @@
         <w:tc>
           <w:tcPr>
             <w:tcW w:w="1038" w:type="dxa"/>
-          </w:tcPr>
-          <w:p>
-            <w:r>
+            <w:shd w:val="clear" w:color="auto" w:fill="404040" w:themeFill="text1" w:themeFillTint="BF"/>
+          </w:tcPr>
+          <w:p>
+            <w:pPr>
+              <w:rPr>
+                <w:color w:val="FFFFFF" w:themeColor="background1"/>
+              </w:rPr>
+            </w:pPr>
+            <w:r>
+              <w:rPr>
+                <w:color w:val="FFFFFF" w:themeColor="background1"/>
+              </w:rPr>
               <w:t>4</w:t>
             </w:r>
           </w:p>
@@ -2353,9 +2902,18 @@
         <w:tc>
           <w:tcPr>
             <w:tcW w:w="1038" w:type="dxa"/>
-          </w:tcPr>
-          <w:p>
-            <w:r>
+            <w:shd w:val="clear" w:color="auto" w:fill="404040" w:themeFill="text1" w:themeFillTint="BF"/>
+          </w:tcPr>
+          <w:p>
+            <w:pPr>
+              <w:rPr>
+                <w:color w:val="FFFFFF" w:themeColor="background1"/>
+              </w:rPr>
+            </w:pPr>
+            <w:r>
+              <w:rPr>
+                <w:color w:val="FFFFFF" w:themeColor="background1"/>
+              </w:rPr>
               <w:t>true</w:t>
             </w:r>
           </w:p>
@@ -2363,9 +2921,18 @@
         <w:tc>
           <w:tcPr>
             <w:tcW w:w="1038" w:type="dxa"/>
-          </w:tcPr>
-          <w:p>
-            <w:r>
+            <w:shd w:val="clear" w:color="auto" w:fill="404040" w:themeFill="text1" w:themeFillTint="BF"/>
+          </w:tcPr>
+          <w:p>
+            <w:pPr>
+              <w:rPr>
+                <w:color w:val="FFFFFF" w:themeColor="background1"/>
+              </w:rPr>
+            </w:pPr>
+            <w:r>
+              <w:rPr>
+                <w:color w:val="FFFFFF" w:themeColor="background1"/>
+              </w:rPr>
               <w:t>true</w:t>
             </w:r>
           </w:p>
@@ -2373,9 +2940,18 @@
         <w:tc>
           <w:tcPr>
             <w:tcW w:w="1038" w:type="dxa"/>
-          </w:tcPr>
-          <w:p>
-            <w:r>
+            <w:shd w:val="clear" w:color="auto" w:fill="404040" w:themeFill="text1" w:themeFillTint="BF"/>
+          </w:tcPr>
+          <w:p>
+            <w:pPr>
+              <w:rPr>
+                <w:color w:val="FFFFFF" w:themeColor="background1"/>
+              </w:rPr>
+            </w:pPr>
+            <w:r>
+              <w:rPr>
+                <w:color w:val="FFFFFF" w:themeColor="background1"/>
+              </w:rPr>
               <w:t>false</w:t>
             </w:r>
           </w:p>
@@ -2383,9 +2959,18 @@
         <w:tc>
           <w:tcPr>
             <w:tcW w:w="1038" w:type="dxa"/>
-          </w:tcPr>
-          <w:p>
-            <w:r>
+            <w:shd w:val="clear" w:color="auto" w:fill="404040" w:themeFill="text1" w:themeFillTint="BF"/>
+          </w:tcPr>
+          <w:p>
+            <w:pPr>
+              <w:rPr>
+                <w:color w:val="FFFFFF" w:themeColor="background1"/>
+              </w:rPr>
+            </w:pPr>
+            <w:r>
+              <w:rPr>
+                <w:color w:val="FFFFFF" w:themeColor="background1"/>
+              </w:rPr>
               <w:t>false</w:t>
             </w:r>
           </w:p>
@@ -2393,9 +2978,18 @@
         <w:tc>
           <w:tcPr>
             <w:tcW w:w="1038" w:type="dxa"/>
-          </w:tcPr>
-          <w:p>
-            <w:r>
+            <w:shd w:val="clear" w:color="auto" w:fill="404040" w:themeFill="text1" w:themeFillTint="BF"/>
+          </w:tcPr>
+          <w:p>
+            <w:pPr>
+              <w:rPr>
+                <w:color w:val="FFFFFF" w:themeColor="background1"/>
+              </w:rPr>
+            </w:pPr>
+            <w:r>
+              <w:rPr>
+                <w:color w:val="FFFFFF" w:themeColor="background1"/>
+              </w:rPr>
               <w:t>1</w:t>
             </w:r>
           </w:p>
@@ -2403,9 +2997,18 @@
         <w:tc>
           <w:tcPr>
             <w:tcW w:w="1039" w:type="dxa"/>
-          </w:tcPr>
-          <w:p>
-            <w:r>
+            <w:shd w:val="clear" w:color="auto" w:fill="404040" w:themeFill="text1" w:themeFillTint="BF"/>
+          </w:tcPr>
+          <w:p>
+            <w:pPr>
+              <w:rPr>
+                <w:color w:val="FFFFFF" w:themeColor="background1"/>
+              </w:rPr>
+            </w:pPr>
+            <w:r>
+              <w:rPr>
+                <w:color w:val="FFFFFF" w:themeColor="background1"/>
+              </w:rPr>
               <w:t>1</w:t>
             </w:r>
           </w:p>
@@ -2413,9 +3016,18 @@
         <w:tc>
           <w:tcPr>
             <w:tcW w:w="1039" w:type="dxa"/>
-          </w:tcPr>
-          <w:p>
-            <w:r>
+            <w:shd w:val="clear" w:color="auto" w:fill="404040" w:themeFill="text1" w:themeFillTint="BF"/>
+          </w:tcPr>
+          <w:p>
+            <w:pPr>
+              <w:rPr>
+                <w:color w:val="FFFFFF" w:themeColor="background1"/>
+              </w:rPr>
+            </w:pPr>
+            <w:r>
+              <w:rPr>
+                <w:color w:val="FFFFFF" w:themeColor="background1"/>
+              </w:rPr>
               <w:t>-1</w:t>
             </w:r>
           </w:p>
@@ -2423,9 +3035,18 @@
         <w:tc>
           <w:tcPr>
             <w:tcW w:w="1039" w:type="dxa"/>
-          </w:tcPr>
-          <w:p>
-            <w:r>
+            <w:shd w:val="clear" w:color="auto" w:fill="404040" w:themeFill="text1" w:themeFillTint="BF"/>
+          </w:tcPr>
+          <w:p>
+            <w:pPr>
+              <w:rPr>
+                <w:color w:val="FFFFFF" w:themeColor="background1"/>
+              </w:rPr>
+            </w:pPr>
+            <w:r>
+              <w:rPr>
+                <w:color w:val="FFFFFF" w:themeColor="background1"/>
+              </w:rPr>
               <w:t>Достижимо</w:t>
             </w:r>
           </w:p>
@@ -2619,9 +3240,18 @@
         <w:tc>
           <w:tcPr>
             <w:tcW w:w="1038" w:type="dxa"/>
-          </w:tcPr>
-          <w:p>
-            <w:r>
+            <w:shd w:val="clear" w:color="auto" w:fill="404040" w:themeFill="text1" w:themeFillTint="BF"/>
+          </w:tcPr>
+          <w:p>
+            <w:pPr>
+              <w:rPr>
+                <w:color w:val="FFFFFF" w:themeColor="background1"/>
+              </w:rPr>
+            </w:pPr>
+            <w:r>
+              <w:rPr>
+                <w:color w:val="FFFFFF" w:themeColor="background1"/>
+              </w:rPr>
               <w:t>7</w:t>
             </w:r>
           </w:p>
@@ -2629,9 +3259,18 @@
         <w:tc>
           <w:tcPr>
             <w:tcW w:w="1038" w:type="dxa"/>
-          </w:tcPr>
-          <w:p>
-            <w:r>
+            <w:shd w:val="clear" w:color="auto" w:fill="404040" w:themeFill="text1" w:themeFillTint="BF"/>
+          </w:tcPr>
+          <w:p>
+            <w:pPr>
+              <w:rPr>
+                <w:color w:val="FFFFFF" w:themeColor="background1"/>
+              </w:rPr>
+            </w:pPr>
+            <w:r>
+              <w:rPr>
+                <w:color w:val="FFFFFF" w:themeColor="background1"/>
+              </w:rPr>
               <w:t>true</w:t>
             </w:r>
           </w:p>
@@ -2639,9 +3278,18 @@
         <w:tc>
           <w:tcPr>
             <w:tcW w:w="1038" w:type="dxa"/>
-          </w:tcPr>
-          <w:p>
-            <w:r>
+            <w:shd w:val="clear" w:color="auto" w:fill="404040" w:themeFill="text1" w:themeFillTint="BF"/>
+          </w:tcPr>
+          <w:p>
+            <w:pPr>
+              <w:rPr>
+                <w:color w:val="FFFFFF" w:themeColor="background1"/>
+              </w:rPr>
+            </w:pPr>
+            <w:r>
+              <w:rPr>
+                <w:color w:val="FFFFFF" w:themeColor="background1"/>
+              </w:rPr>
               <w:t>false</w:t>
             </w:r>
           </w:p>
@@ -2649,9 +3297,18 @@
         <w:tc>
           <w:tcPr>
             <w:tcW w:w="1038" w:type="dxa"/>
-          </w:tcPr>
-          <w:p>
-            <w:r>
+            <w:shd w:val="clear" w:color="auto" w:fill="404040" w:themeFill="text1" w:themeFillTint="BF"/>
+          </w:tcPr>
+          <w:p>
+            <w:pPr>
+              <w:rPr>
+                <w:color w:val="FFFFFF" w:themeColor="background1"/>
+              </w:rPr>
+            </w:pPr>
+            <w:r>
+              <w:rPr>
+                <w:color w:val="FFFFFF" w:themeColor="background1"/>
+              </w:rPr>
               <w:t>false</w:t>
             </w:r>
           </w:p>
@@ -2659,9 +3316,18 @@
         <w:tc>
           <w:tcPr>
             <w:tcW w:w="1038" w:type="dxa"/>
-          </w:tcPr>
-          <w:p>
-            <w:r>
+            <w:shd w:val="clear" w:color="auto" w:fill="404040" w:themeFill="text1" w:themeFillTint="BF"/>
+          </w:tcPr>
+          <w:p>
+            <w:pPr>
+              <w:rPr>
+                <w:color w:val="FFFFFF" w:themeColor="background1"/>
+              </w:rPr>
+            </w:pPr>
+            <w:r>
+              <w:rPr>
+                <w:color w:val="FFFFFF" w:themeColor="background1"/>
+              </w:rPr>
               <w:t>true</w:t>
             </w:r>
           </w:p>
@@ -2669,9 +3335,18 @@
         <w:tc>
           <w:tcPr>
             <w:tcW w:w="1038" w:type="dxa"/>
-          </w:tcPr>
-          <w:p>
-            <w:r>
+            <w:shd w:val="clear" w:color="auto" w:fill="404040" w:themeFill="text1" w:themeFillTint="BF"/>
+          </w:tcPr>
+          <w:p>
+            <w:pPr>
+              <w:rPr>
+                <w:color w:val="FFFFFF" w:themeColor="background1"/>
+              </w:rPr>
+            </w:pPr>
+            <w:r>
+              <w:rPr>
+                <w:color w:val="FFFFFF" w:themeColor="background1"/>
+              </w:rPr>
               <w:t>1</w:t>
             </w:r>
           </w:p>
@@ -2679,9 +3354,18 @@
         <w:tc>
           <w:tcPr>
             <w:tcW w:w="1039" w:type="dxa"/>
-          </w:tcPr>
-          <w:p>
-            <w:r>
+            <w:shd w:val="clear" w:color="auto" w:fill="404040" w:themeFill="text1" w:themeFillTint="BF"/>
+          </w:tcPr>
+          <w:p>
+            <w:pPr>
+              <w:rPr>
+                <w:color w:val="FFFFFF" w:themeColor="background1"/>
+              </w:rPr>
+            </w:pPr>
+            <w:r>
+              <w:rPr>
+                <w:color w:val="FFFFFF" w:themeColor="background1"/>
+              </w:rPr>
               <w:t>0</w:t>
             </w:r>
           </w:p>
@@ -2689,9 +3373,18 @@
         <w:tc>
           <w:tcPr>
             <w:tcW w:w="1039" w:type="dxa"/>
-          </w:tcPr>
-          <w:p>
-            <w:r>
+            <w:shd w:val="clear" w:color="auto" w:fill="404040" w:themeFill="text1" w:themeFillTint="BF"/>
+          </w:tcPr>
+          <w:p>
+            <w:pPr>
+              <w:rPr>
+                <w:color w:val="FFFFFF" w:themeColor="background1"/>
+              </w:rPr>
+            </w:pPr>
+            <w:r>
+              <w:rPr>
+                <w:color w:val="FFFFFF" w:themeColor="background1"/>
+              </w:rPr>
               <w:t>-1</w:t>
             </w:r>
           </w:p>
@@ -2699,9 +3392,18 @@
         <w:tc>
           <w:tcPr>
             <w:tcW w:w="1039" w:type="dxa"/>
-          </w:tcPr>
-          <w:p>
-            <w:r>
+            <w:shd w:val="clear" w:color="auto" w:fill="404040" w:themeFill="text1" w:themeFillTint="BF"/>
+          </w:tcPr>
+          <w:p>
+            <w:pPr>
+              <w:rPr>
+                <w:color w:val="FFFFFF" w:themeColor="background1"/>
+              </w:rPr>
+            </w:pPr>
+            <w:r>
+              <w:rPr>
+                <w:color w:val="FFFFFF" w:themeColor="background1"/>
+              </w:rPr>
               <w:t>Достижимо</w:t>
             </w:r>
           </w:p>
@@ -2794,7 +3496,11 @@
           </w:tcPr>
           <w:p>
             <w:r>
-              <w:t>Невозможно: a не может быть ==0 и ≠0 одновременно</w:t>
+              <w:t xml:space="preserve">Невозможно: a не может быть </w:t>
+            </w:r>
+            <w:r>
+              <w:lastRenderedPageBreak/>
+              <w:t>==0 и ≠0 одновременно</w:t>
             </w:r>
           </w:p>
         </w:tc>
@@ -2896,9 +3602,18 @@
         <w:tc>
           <w:tcPr>
             <w:tcW w:w="1038" w:type="dxa"/>
-          </w:tcPr>
-          <w:p>
-            <w:r>
+            <w:shd w:val="clear" w:color="auto" w:fill="404040" w:themeFill="text1" w:themeFillTint="BF"/>
+          </w:tcPr>
+          <w:p>
+            <w:pPr>
+              <w:rPr>
+                <w:color w:val="FFFFFF" w:themeColor="background1"/>
+              </w:rPr>
+            </w:pPr>
+            <w:r>
+              <w:rPr>
+                <w:color w:val="FFFFFF" w:themeColor="background1"/>
+              </w:rPr>
               <w:t>10</w:t>
             </w:r>
           </w:p>
@@ -2906,9 +3621,18 @@
         <w:tc>
           <w:tcPr>
             <w:tcW w:w="1038" w:type="dxa"/>
-          </w:tcPr>
-          <w:p>
-            <w:r>
+            <w:shd w:val="clear" w:color="auto" w:fill="404040" w:themeFill="text1" w:themeFillTint="BF"/>
+          </w:tcPr>
+          <w:p>
+            <w:pPr>
+              <w:rPr>
+                <w:color w:val="FFFFFF" w:themeColor="background1"/>
+              </w:rPr>
+            </w:pPr>
+            <w:r>
+              <w:rPr>
+                <w:color w:val="FFFFFF" w:themeColor="background1"/>
+              </w:rPr>
               <w:t>false</w:t>
             </w:r>
           </w:p>
@@ -2916,9 +3640,18 @@
         <w:tc>
           <w:tcPr>
             <w:tcW w:w="1038" w:type="dxa"/>
-          </w:tcPr>
-          <w:p>
-            <w:r>
+            <w:shd w:val="clear" w:color="auto" w:fill="404040" w:themeFill="text1" w:themeFillTint="BF"/>
+          </w:tcPr>
+          <w:p>
+            <w:pPr>
+              <w:rPr>
+                <w:color w:val="FFFFFF" w:themeColor="background1"/>
+              </w:rPr>
+            </w:pPr>
+            <w:r>
+              <w:rPr>
+                <w:color w:val="FFFFFF" w:themeColor="background1"/>
+              </w:rPr>
               <w:t>true</w:t>
             </w:r>
           </w:p>
@@ -2926,9 +3659,18 @@
         <w:tc>
           <w:tcPr>
             <w:tcW w:w="1038" w:type="dxa"/>
-          </w:tcPr>
-          <w:p>
-            <w:r>
+            <w:shd w:val="clear" w:color="auto" w:fill="404040" w:themeFill="text1" w:themeFillTint="BF"/>
+          </w:tcPr>
+          <w:p>
+            <w:pPr>
+              <w:rPr>
+                <w:color w:val="FFFFFF" w:themeColor="background1"/>
+              </w:rPr>
+            </w:pPr>
+            <w:r>
+              <w:rPr>
+                <w:color w:val="FFFFFF" w:themeColor="background1"/>
+              </w:rPr>
               <w:t>true</w:t>
             </w:r>
           </w:p>
@@ -2936,9 +3678,18 @@
         <w:tc>
           <w:tcPr>
             <w:tcW w:w="1038" w:type="dxa"/>
-          </w:tcPr>
-          <w:p>
-            <w:r>
+            <w:shd w:val="clear" w:color="auto" w:fill="404040" w:themeFill="text1" w:themeFillTint="BF"/>
+          </w:tcPr>
+          <w:p>
+            <w:pPr>
+              <w:rPr>
+                <w:color w:val="FFFFFF" w:themeColor="background1"/>
+              </w:rPr>
+            </w:pPr>
+            <w:r>
+              <w:rPr>
+                <w:color w:val="FFFFFF" w:themeColor="background1"/>
+              </w:rPr>
               <w:t>false</w:t>
             </w:r>
           </w:p>
@@ -2946,9 +3697,18 @@
         <w:tc>
           <w:tcPr>
             <w:tcW w:w="1038" w:type="dxa"/>
-          </w:tcPr>
-          <w:p>
-            <w:r>
+            <w:shd w:val="clear" w:color="auto" w:fill="404040" w:themeFill="text1" w:themeFillTint="BF"/>
+          </w:tcPr>
+          <w:p>
+            <w:pPr>
+              <w:rPr>
+                <w:color w:val="FFFFFF" w:themeColor="background1"/>
+              </w:rPr>
+            </w:pPr>
+            <w:r>
+              <w:rPr>
+                <w:color w:val="FFFFFF" w:themeColor="background1"/>
+              </w:rPr>
               <w:t>1</w:t>
             </w:r>
           </w:p>
@@ -2956,9 +3716,18 @@
         <w:tc>
           <w:tcPr>
             <w:tcW w:w="1039" w:type="dxa"/>
-          </w:tcPr>
-          <w:p>
-            <w:r>
+            <w:shd w:val="clear" w:color="auto" w:fill="404040" w:themeFill="text1" w:themeFillTint="BF"/>
+          </w:tcPr>
+          <w:p>
+            <w:pPr>
+              <w:rPr>
+                <w:color w:val="FFFFFF" w:themeColor="background1"/>
+              </w:rPr>
+            </w:pPr>
+            <w:r>
+              <w:rPr>
+                <w:color w:val="FFFFFF" w:themeColor="background1"/>
+              </w:rPr>
               <w:t>1</w:t>
             </w:r>
           </w:p>
@@ -2966,9 +3735,18 @@
         <w:tc>
           <w:tcPr>
             <w:tcW w:w="1039" w:type="dxa"/>
-          </w:tcPr>
-          <w:p>
-            <w:r>
+            <w:shd w:val="clear" w:color="auto" w:fill="404040" w:themeFill="text1" w:themeFillTint="BF"/>
+          </w:tcPr>
+          <w:p>
+            <w:pPr>
+              <w:rPr>
+                <w:color w:val="FFFFFF" w:themeColor="background1"/>
+              </w:rPr>
+            </w:pPr>
+            <w:r>
+              <w:rPr>
+                <w:color w:val="FFFFFF" w:themeColor="background1"/>
+              </w:rPr>
               <w:t>1</w:t>
             </w:r>
           </w:p>
@@ -2976,9 +3754,18 @@
         <w:tc>
           <w:tcPr>
             <w:tcW w:w="1039" w:type="dxa"/>
-          </w:tcPr>
-          <w:p>
-            <w:r>
+            <w:shd w:val="clear" w:color="auto" w:fill="404040" w:themeFill="text1" w:themeFillTint="BF"/>
+          </w:tcPr>
+          <w:p>
+            <w:pPr>
+              <w:rPr>
+                <w:color w:val="FFFFFF" w:themeColor="background1"/>
+              </w:rPr>
+            </w:pPr>
+            <w:r>
+              <w:rPr>
+                <w:color w:val="FFFFFF" w:themeColor="background1"/>
+              </w:rPr>
               <w:t>Достижимо</w:t>
             </w:r>
           </w:p>
@@ -3080,15 +3867,18 @@
         <w:tc>
           <w:tcPr>
             <w:tcW w:w="1038" w:type="dxa"/>
-          </w:tcPr>
-          <w:p>
-            <w:pPr>
-              <w:rPr>
-                <w:lang w:val="en-US"/>
-              </w:rPr>
-            </w:pPr>
-            <w:r>
-              <w:rPr>
+            <w:shd w:val="clear" w:color="auto" w:fill="404040" w:themeFill="text1" w:themeFillTint="BF"/>
+          </w:tcPr>
+          <w:p>
+            <w:pPr>
+              <w:rPr>
+                <w:color w:val="FFFFFF" w:themeColor="background1"/>
+                <w:lang w:val="en-US"/>
+              </w:rPr>
+            </w:pPr>
+            <w:r>
+              <w:rPr>
+                <w:color w:val="FFFFFF" w:themeColor="background1"/>
                 <w:lang w:val="en-US"/>
               </w:rPr>
               <w:t>12</w:t>
@@ -3098,15 +3888,18 @@
         <w:tc>
           <w:tcPr>
             <w:tcW w:w="1038" w:type="dxa"/>
-          </w:tcPr>
-          <w:p>
-            <w:pPr>
-              <w:rPr>
-                <w:lang w:val="en-US"/>
-              </w:rPr>
-            </w:pPr>
-            <w:r>
-              <w:rPr>
+            <w:shd w:val="clear" w:color="auto" w:fill="404040" w:themeFill="text1" w:themeFillTint="BF"/>
+          </w:tcPr>
+          <w:p>
+            <w:pPr>
+              <w:rPr>
+                <w:color w:val="FFFFFF" w:themeColor="background1"/>
+                <w:lang w:val="en-US"/>
+              </w:rPr>
+            </w:pPr>
+            <w:r>
+              <w:rPr>
+                <w:color w:val="FFFFFF" w:themeColor="background1"/>
                 <w:lang w:val="en-US"/>
               </w:rPr>
               <w:t>false</w:t>
@@ -3116,15 +3909,18 @@
         <w:tc>
           <w:tcPr>
             <w:tcW w:w="1038" w:type="dxa"/>
-          </w:tcPr>
-          <w:p>
-            <w:pPr>
-              <w:rPr>
-                <w:lang w:val="en-US"/>
-              </w:rPr>
-            </w:pPr>
-            <w:r>
-              <w:rPr>
+            <w:shd w:val="clear" w:color="auto" w:fill="404040" w:themeFill="text1" w:themeFillTint="BF"/>
+          </w:tcPr>
+          <w:p>
+            <w:pPr>
+              <w:rPr>
+                <w:color w:val="FFFFFF" w:themeColor="background1"/>
+                <w:lang w:val="en-US"/>
+              </w:rPr>
+            </w:pPr>
+            <w:r>
+              <w:rPr>
+                <w:color w:val="FFFFFF" w:themeColor="background1"/>
                 <w:lang w:val="en-US"/>
               </w:rPr>
               <w:t>true</w:t>
@@ -3134,15 +3930,18 @@
         <w:tc>
           <w:tcPr>
             <w:tcW w:w="1038" w:type="dxa"/>
-          </w:tcPr>
-          <w:p>
-            <w:pPr>
-              <w:rPr>
-                <w:lang w:val="en-US"/>
-              </w:rPr>
-            </w:pPr>
-            <w:r>
-              <w:rPr>
+            <w:shd w:val="clear" w:color="auto" w:fill="404040" w:themeFill="text1" w:themeFillTint="BF"/>
+          </w:tcPr>
+          <w:p>
+            <w:pPr>
+              <w:rPr>
+                <w:color w:val="FFFFFF" w:themeColor="background1"/>
+                <w:lang w:val="en-US"/>
+              </w:rPr>
+            </w:pPr>
+            <w:r>
+              <w:rPr>
+                <w:color w:val="FFFFFF" w:themeColor="background1"/>
                 <w:lang w:val="en-US"/>
               </w:rPr>
               <w:t>false</w:t>
@@ -3152,15 +3951,18 @@
         <w:tc>
           <w:tcPr>
             <w:tcW w:w="1038" w:type="dxa"/>
-          </w:tcPr>
-          <w:p>
-            <w:pPr>
-              <w:rPr>
-                <w:lang w:val="en-US"/>
-              </w:rPr>
-            </w:pPr>
-            <w:r>
-              <w:rPr>
+            <w:shd w:val="clear" w:color="auto" w:fill="404040" w:themeFill="text1" w:themeFillTint="BF"/>
+          </w:tcPr>
+          <w:p>
+            <w:pPr>
+              <w:rPr>
+                <w:color w:val="FFFFFF" w:themeColor="background1"/>
+                <w:lang w:val="en-US"/>
+              </w:rPr>
+            </w:pPr>
+            <w:r>
+              <w:rPr>
+                <w:color w:val="FFFFFF" w:themeColor="background1"/>
                 <w:lang w:val="en-US"/>
               </w:rPr>
               <w:t>false</w:t>
@@ -3170,15 +3972,18 @@
         <w:tc>
           <w:tcPr>
             <w:tcW w:w="1038" w:type="dxa"/>
-          </w:tcPr>
-          <w:p>
-            <w:pPr>
-              <w:rPr>
-                <w:lang w:val="en-US"/>
-              </w:rPr>
-            </w:pPr>
-            <w:r>
-              <w:rPr>
+            <w:shd w:val="clear" w:color="auto" w:fill="404040" w:themeFill="text1" w:themeFillTint="BF"/>
+          </w:tcPr>
+          <w:p>
+            <w:pPr>
+              <w:rPr>
+                <w:color w:val="FFFFFF" w:themeColor="background1"/>
+                <w:lang w:val="en-US"/>
+              </w:rPr>
+            </w:pPr>
+            <w:r>
+              <w:rPr>
+                <w:color w:val="FFFFFF" w:themeColor="background1"/>
                 <w:lang w:val="en-US"/>
               </w:rPr>
               <w:t>1</w:t>
@@ -3188,15 +3993,18 @@
         <w:tc>
           <w:tcPr>
             <w:tcW w:w="1039" w:type="dxa"/>
-          </w:tcPr>
-          <w:p>
-            <w:pPr>
-              <w:rPr>
-                <w:lang w:val="en-US"/>
-              </w:rPr>
-            </w:pPr>
-            <w:r>
-              <w:rPr>
+            <w:shd w:val="clear" w:color="auto" w:fill="404040" w:themeFill="text1" w:themeFillTint="BF"/>
+          </w:tcPr>
+          <w:p>
+            <w:pPr>
+              <w:rPr>
+                <w:color w:val="FFFFFF" w:themeColor="background1"/>
+                <w:lang w:val="en-US"/>
+              </w:rPr>
+            </w:pPr>
+            <w:r>
+              <w:rPr>
+                <w:color w:val="FFFFFF" w:themeColor="background1"/>
                 <w:lang w:val="en-US"/>
               </w:rPr>
               <w:t>1</w:t>
@@ -3206,15 +4014,18 @@
         <w:tc>
           <w:tcPr>
             <w:tcW w:w="1039" w:type="dxa"/>
-          </w:tcPr>
-          <w:p>
-            <w:pPr>
-              <w:rPr>
-                <w:lang w:val="en-US"/>
-              </w:rPr>
-            </w:pPr>
-            <w:r>
-              <w:rPr>
+            <w:shd w:val="clear" w:color="auto" w:fill="404040" w:themeFill="text1" w:themeFillTint="BF"/>
+          </w:tcPr>
+          <w:p>
+            <w:pPr>
+              <w:rPr>
+                <w:color w:val="FFFFFF" w:themeColor="background1"/>
+                <w:lang w:val="en-US"/>
+              </w:rPr>
+            </w:pPr>
+            <w:r>
+              <w:rPr>
+                <w:color w:val="FFFFFF" w:themeColor="background1"/>
                 <w:lang w:val="en-US"/>
               </w:rPr>
               <w:t>0</w:t>
@@ -3224,14 +4035,19 @@
         <w:tc>
           <w:tcPr>
             <w:tcW w:w="1039" w:type="dxa"/>
-          </w:tcPr>
-          <w:p>
-            <w:pPr>
-              <w:rPr>
-                <w:lang w:val="en-US"/>
-              </w:rPr>
-            </w:pPr>
-            <w:r>
+            <w:shd w:val="clear" w:color="auto" w:fill="404040" w:themeFill="text1" w:themeFillTint="BF"/>
+          </w:tcPr>
+          <w:p>
+            <w:pPr>
+              <w:rPr>
+                <w:color w:val="FFFFFF" w:themeColor="background1"/>
+                <w:lang w:val="en-US"/>
+              </w:rPr>
+            </w:pPr>
+            <w:r>
+              <w:rPr>
+                <w:color w:val="FFFFFF" w:themeColor="background1"/>
+              </w:rPr>
               <w:t>Достижимо</w:t>
             </w:r>
           </w:p>
@@ -3241,15 +4057,18 @@
         <w:tc>
           <w:tcPr>
             <w:tcW w:w="1038" w:type="dxa"/>
-          </w:tcPr>
-          <w:p>
-            <w:pPr>
-              <w:rPr>
-                <w:lang w:val="en-US"/>
-              </w:rPr>
-            </w:pPr>
-            <w:r>
-              <w:rPr>
+            <w:shd w:val="clear" w:color="auto" w:fill="404040" w:themeFill="text1" w:themeFillTint="BF"/>
+          </w:tcPr>
+          <w:p>
+            <w:pPr>
+              <w:rPr>
+                <w:color w:val="FFFFFF" w:themeColor="background1"/>
+                <w:lang w:val="en-US"/>
+              </w:rPr>
+            </w:pPr>
+            <w:r>
+              <w:rPr>
+                <w:color w:val="FFFFFF" w:themeColor="background1"/>
                 <w:lang w:val="en-US"/>
               </w:rPr>
               <w:t>13</w:t>
@@ -3259,15 +4078,18 @@
         <w:tc>
           <w:tcPr>
             <w:tcW w:w="1038" w:type="dxa"/>
-          </w:tcPr>
-          <w:p>
-            <w:pPr>
-              <w:rPr>
-                <w:lang w:val="en-US"/>
-              </w:rPr>
-            </w:pPr>
-            <w:r>
-              <w:rPr>
+            <w:shd w:val="clear" w:color="auto" w:fill="404040" w:themeFill="text1" w:themeFillTint="BF"/>
+          </w:tcPr>
+          <w:p>
+            <w:pPr>
+              <w:rPr>
+                <w:color w:val="FFFFFF" w:themeColor="background1"/>
+                <w:lang w:val="en-US"/>
+              </w:rPr>
+            </w:pPr>
+            <w:r>
+              <w:rPr>
+                <w:color w:val="FFFFFF" w:themeColor="background1"/>
                 <w:lang w:val="en-US"/>
               </w:rPr>
               <w:t>false</w:t>
@@ -3277,15 +4099,18 @@
         <w:tc>
           <w:tcPr>
             <w:tcW w:w="1038" w:type="dxa"/>
-          </w:tcPr>
-          <w:p>
-            <w:pPr>
-              <w:rPr>
-                <w:lang w:val="en-US"/>
-              </w:rPr>
-            </w:pPr>
-            <w:r>
-              <w:rPr>
+            <w:shd w:val="clear" w:color="auto" w:fill="404040" w:themeFill="text1" w:themeFillTint="BF"/>
+          </w:tcPr>
+          <w:p>
+            <w:pPr>
+              <w:rPr>
+                <w:color w:val="FFFFFF" w:themeColor="background1"/>
+                <w:lang w:val="en-US"/>
+              </w:rPr>
+            </w:pPr>
+            <w:r>
+              <w:rPr>
+                <w:color w:val="FFFFFF" w:themeColor="background1"/>
                 <w:lang w:val="en-US"/>
               </w:rPr>
               <w:t>false</w:t>
@@ -3295,15 +4120,18 @@
         <w:tc>
           <w:tcPr>
             <w:tcW w:w="1038" w:type="dxa"/>
-          </w:tcPr>
-          <w:p>
-            <w:pPr>
-              <w:rPr>
-                <w:lang w:val="en-US"/>
-              </w:rPr>
-            </w:pPr>
-            <w:r>
-              <w:rPr>
+            <w:shd w:val="clear" w:color="auto" w:fill="404040" w:themeFill="text1" w:themeFillTint="BF"/>
+          </w:tcPr>
+          <w:p>
+            <w:pPr>
+              <w:rPr>
+                <w:color w:val="FFFFFF" w:themeColor="background1"/>
+                <w:lang w:val="en-US"/>
+              </w:rPr>
+            </w:pPr>
+            <w:r>
+              <w:rPr>
+                <w:color w:val="FFFFFF" w:themeColor="background1"/>
                 <w:lang w:val="en-US"/>
               </w:rPr>
               <w:t>true</w:t>
@@ -3313,15 +4141,18 @@
         <w:tc>
           <w:tcPr>
             <w:tcW w:w="1038" w:type="dxa"/>
-          </w:tcPr>
-          <w:p>
-            <w:pPr>
-              <w:rPr>
-                <w:lang w:val="en-US"/>
-              </w:rPr>
-            </w:pPr>
-            <w:r>
-              <w:rPr>
+            <w:shd w:val="clear" w:color="auto" w:fill="404040" w:themeFill="text1" w:themeFillTint="BF"/>
+          </w:tcPr>
+          <w:p>
+            <w:pPr>
+              <w:rPr>
+                <w:color w:val="FFFFFF" w:themeColor="background1"/>
+                <w:lang w:val="en-US"/>
+              </w:rPr>
+            </w:pPr>
+            <w:r>
+              <w:rPr>
+                <w:color w:val="FFFFFF" w:themeColor="background1"/>
                 <w:lang w:val="en-US"/>
               </w:rPr>
               <w:t>true</w:t>
@@ -3331,15 +4162,18 @@
         <w:tc>
           <w:tcPr>
             <w:tcW w:w="1038" w:type="dxa"/>
-          </w:tcPr>
-          <w:p>
-            <w:pPr>
-              <w:rPr>
-                <w:lang w:val="en-US"/>
-              </w:rPr>
-            </w:pPr>
-            <w:r>
-              <w:rPr>
+            <w:shd w:val="clear" w:color="auto" w:fill="404040" w:themeFill="text1" w:themeFillTint="BF"/>
+          </w:tcPr>
+          <w:p>
+            <w:pPr>
+              <w:rPr>
+                <w:color w:val="FFFFFF" w:themeColor="background1"/>
+                <w:lang w:val="en-US"/>
+              </w:rPr>
+            </w:pPr>
+            <w:r>
+              <w:rPr>
+                <w:color w:val="FFFFFF" w:themeColor="background1"/>
                 <w:lang w:val="en-US"/>
               </w:rPr>
               <w:t>1</w:t>
@@ -3349,15 +4183,18 @@
         <w:tc>
           <w:tcPr>
             <w:tcW w:w="1039" w:type="dxa"/>
-          </w:tcPr>
-          <w:p>
-            <w:pPr>
-              <w:rPr>
-                <w:lang w:val="en-US"/>
-              </w:rPr>
-            </w:pPr>
-            <w:r>
-              <w:rPr>
+            <w:shd w:val="clear" w:color="auto" w:fill="404040" w:themeFill="text1" w:themeFillTint="BF"/>
+          </w:tcPr>
+          <w:p>
+            <w:pPr>
+              <w:rPr>
+                <w:color w:val="FFFFFF" w:themeColor="background1"/>
+                <w:lang w:val="en-US"/>
+              </w:rPr>
+            </w:pPr>
+            <w:r>
+              <w:rPr>
+                <w:color w:val="FFFFFF" w:themeColor="background1"/>
                 <w:lang w:val="en-US"/>
               </w:rPr>
               <w:t>0</w:t>
@@ -3367,15 +4204,18 @@
         <w:tc>
           <w:tcPr>
             <w:tcW w:w="1039" w:type="dxa"/>
-          </w:tcPr>
-          <w:p>
-            <w:pPr>
-              <w:rPr>
-                <w:lang w:val="en-US"/>
-              </w:rPr>
-            </w:pPr>
-            <w:r>
-              <w:rPr>
+            <w:shd w:val="clear" w:color="auto" w:fill="404040" w:themeFill="text1" w:themeFillTint="BF"/>
+          </w:tcPr>
+          <w:p>
+            <w:pPr>
+              <w:rPr>
+                <w:color w:val="FFFFFF" w:themeColor="background1"/>
+                <w:lang w:val="en-US"/>
+              </w:rPr>
+            </w:pPr>
+            <w:r>
+              <w:rPr>
+                <w:color w:val="FFFFFF" w:themeColor="background1"/>
                 <w:lang w:val="en-US"/>
               </w:rPr>
               <w:t>1</w:t>
@@ -3385,14 +4225,19 @@
         <w:tc>
           <w:tcPr>
             <w:tcW w:w="1039" w:type="dxa"/>
-          </w:tcPr>
-          <w:p>
-            <w:pPr>
-              <w:rPr>
-                <w:lang w:val="en-US"/>
-              </w:rPr>
-            </w:pPr>
-            <w:r>
+            <w:shd w:val="clear" w:color="auto" w:fill="404040" w:themeFill="text1" w:themeFillTint="BF"/>
+          </w:tcPr>
+          <w:p>
+            <w:pPr>
+              <w:rPr>
+                <w:color w:val="FFFFFF" w:themeColor="background1"/>
+                <w:lang w:val="en-US"/>
+              </w:rPr>
+            </w:pPr>
+            <w:r>
+              <w:rPr>
+                <w:color w:val="FFFFFF" w:themeColor="background1"/>
+              </w:rPr>
               <w:t>Достижимо</w:t>
             </w:r>
           </w:p>
@@ -3494,9 +4339,18 @@
         <w:tc>
           <w:tcPr>
             <w:tcW w:w="1038" w:type="dxa"/>
-          </w:tcPr>
-          <w:p>
-            <w:r>
+            <w:shd w:val="clear" w:color="auto" w:fill="404040" w:themeFill="text1" w:themeFillTint="BF"/>
+          </w:tcPr>
+          <w:p>
+            <w:pPr>
+              <w:rPr>
+                <w:color w:val="FFFFFF" w:themeColor="background1"/>
+              </w:rPr>
+            </w:pPr>
+            <w:r>
+              <w:rPr>
+                <w:color w:val="FFFFFF" w:themeColor="background1"/>
+              </w:rPr>
               <w:t>15</w:t>
             </w:r>
           </w:p>
@@ -3504,9 +4358,18 @@
         <w:tc>
           <w:tcPr>
             <w:tcW w:w="1038" w:type="dxa"/>
-          </w:tcPr>
-          <w:p>
-            <w:r>
+            <w:shd w:val="clear" w:color="auto" w:fill="404040" w:themeFill="text1" w:themeFillTint="BF"/>
+          </w:tcPr>
+          <w:p>
+            <w:pPr>
+              <w:rPr>
+                <w:color w:val="FFFFFF" w:themeColor="background1"/>
+              </w:rPr>
+            </w:pPr>
+            <w:r>
+              <w:rPr>
+                <w:color w:val="FFFFFF" w:themeColor="background1"/>
+              </w:rPr>
               <w:t>false</w:t>
             </w:r>
           </w:p>
@@ -3514,9 +4377,18 @@
         <w:tc>
           <w:tcPr>
             <w:tcW w:w="1038" w:type="dxa"/>
-          </w:tcPr>
-          <w:p>
-            <w:r>
+            <w:shd w:val="clear" w:color="auto" w:fill="404040" w:themeFill="text1" w:themeFillTint="BF"/>
+          </w:tcPr>
+          <w:p>
+            <w:pPr>
+              <w:rPr>
+                <w:color w:val="FFFFFF" w:themeColor="background1"/>
+              </w:rPr>
+            </w:pPr>
+            <w:r>
+              <w:rPr>
+                <w:color w:val="FFFFFF" w:themeColor="background1"/>
+              </w:rPr>
               <w:t>false</w:t>
             </w:r>
           </w:p>
@@ -3524,9 +4396,18 @@
         <w:tc>
           <w:tcPr>
             <w:tcW w:w="1038" w:type="dxa"/>
-          </w:tcPr>
-          <w:p>
-            <w:r>
+            <w:shd w:val="clear" w:color="auto" w:fill="404040" w:themeFill="text1" w:themeFillTint="BF"/>
+          </w:tcPr>
+          <w:p>
+            <w:pPr>
+              <w:rPr>
+                <w:color w:val="FFFFFF" w:themeColor="background1"/>
+              </w:rPr>
+            </w:pPr>
+            <w:r>
+              <w:rPr>
+                <w:color w:val="FFFFFF" w:themeColor="background1"/>
+              </w:rPr>
               <w:t>false</w:t>
             </w:r>
           </w:p>
@@ -3534,9 +4415,18 @@
         <w:tc>
           <w:tcPr>
             <w:tcW w:w="1038" w:type="dxa"/>
-          </w:tcPr>
-          <w:p>
-            <w:r>
+            <w:shd w:val="clear" w:color="auto" w:fill="404040" w:themeFill="text1" w:themeFillTint="BF"/>
+          </w:tcPr>
+          <w:p>
+            <w:pPr>
+              <w:rPr>
+                <w:color w:val="FFFFFF" w:themeColor="background1"/>
+              </w:rPr>
+            </w:pPr>
+            <w:r>
+              <w:rPr>
+                <w:color w:val="FFFFFF" w:themeColor="background1"/>
+              </w:rPr>
               <w:t>true</w:t>
             </w:r>
           </w:p>
@@ -3544,9 +4434,18 @@
         <w:tc>
           <w:tcPr>
             <w:tcW w:w="1038" w:type="dxa"/>
-          </w:tcPr>
-          <w:p>
-            <w:r>
+            <w:shd w:val="clear" w:color="auto" w:fill="404040" w:themeFill="text1" w:themeFillTint="BF"/>
+          </w:tcPr>
+          <w:p>
+            <w:pPr>
+              <w:rPr>
+                <w:color w:val="FFFFFF" w:themeColor="background1"/>
+              </w:rPr>
+            </w:pPr>
+            <w:r>
+              <w:rPr>
+                <w:color w:val="FFFFFF" w:themeColor="background1"/>
+              </w:rPr>
               <w:t>1</w:t>
             </w:r>
           </w:p>
@@ -3554,9 +4453,18 @@
         <w:tc>
           <w:tcPr>
             <w:tcW w:w="1039" w:type="dxa"/>
-          </w:tcPr>
-          <w:p>
-            <w:r>
+            <w:shd w:val="clear" w:color="auto" w:fill="404040" w:themeFill="text1" w:themeFillTint="BF"/>
+          </w:tcPr>
+          <w:p>
+            <w:pPr>
+              <w:rPr>
+                <w:color w:val="FFFFFF" w:themeColor="background1"/>
+              </w:rPr>
+            </w:pPr>
+            <w:r>
+              <w:rPr>
+                <w:color w:val="FFFFFF" w:themeColor="background1"/>
+              </w:rPr>
               <w:t>0</w:t>
             </w:r>
           </w:p>
@@ -3564,9 +4472,18 @@
         <w:tc>
           <w:tcPr>
             <w:tcW w:w="1039" w:type="dxa"/>
-          </w:tcPr>
-          <w:p>
-            <w:r>
+            <w:shd w:val="clear" w:color="auto" w:fill="404040" w:themeFill="text1" w:themeFillTint="BF"/>
+          </w:tcPr>
+          <w:p>
+            <w:pPr>
+              <w:rPr>
+                <w:color w:val="FFFFFF" w:themeColor="background1"/>
+              </w:rPr>
+            </w:pPr>
+            <w:r>
+              <w:rPr>
+                <w:color w:val="FFFFFF" w:themeColor="background1"/>
+              </w:rPr>
               <w:t>0</w:t>
             </w:r>
           </w:p>
@@ -3574,9 +4491,18 @@
         <w:tc>
           <w:tcPr>
             <w:tcW w:w="1039" w:type="dxa"/>
-          </w:tcPr>
-          <w:p>
-            <w:r>
+            <w:shd w:val="clear" w:color="auto" w:fill="404040" w:themeFill="text1" w:themeFillTint="BF"/>
+          </w:tcPr>
+          <w:p>
+            <w:pPr>
+              <w:rPr>
+                <w:color w:val="FFFFFF" w:themeColor="background1"/>
+              </w:rPr>
+            </w:pPr>
+            <w:r>
+              <w:rPr>
+                <w:color w:val="FFFFFF" w:themeColor="background1"/>
+              </w:rPr>
               <w:t>Достижимо</w:t>
             </w:r>
           </w:p>
@@ -3687,7 +4613,7 @@
 </file>
 
 <file path=word/styles.xml><?xml version="1.0" encoding="utf-8"?>
-<w:styles xmlns:mc="http://schemas.openxmlformats.org/markup-compatibility/2006" xmlns:r="http://schemas.openxmlformats.org/officeDocument/2006/relationships" xmlns:w="http://schemas.openxmlformats.org/wordprocessingml/2006/main" xmlns:w14="http://schemas.microsoft.com/office/word/2010/wordml" xmlns:w15="http://schemas.microsoft.com/office/word/2012/wordml" xmlns:w16cex="http://schemas.microsoft.com/office/word/2018/wordml/cex" xmlns:w16cid="http://schemas.microsoft.com/office/word/2016/wordml/cid" xmlns:w16="http://schemas.microsoft.com/office/word/2018/wordml" xmlns:w16du="http://schemas.microsoft.com/office/word/2023/wordml/word16du" xmlns:w16sdtdh="http://schemas.microsoft.com/office/word/2020/wordml/sdtdatahash" xmlns:w16sdtfl="http://schemas.microsoft.com/office/word/2024/wordml/sdtformatlock" xmlns:w16se="http://schemas.microsoft.com/office/word/2015/wordml/symex" mc:Ignorable="w14 w15 w16se w16cid w16 w16cex w16sdtdh w16sdtfl w16du">
+<w:styles xmlns:mc="http://schemas.openxmlformats.org/markup-compatibility/2006" xmlns:r="http://schemas.openxmlformats.org/officeDocument/2006/relationships" xmlns:w="http://schemas.openxmlformats.org/wordprocessingml/2006/main" xmlns:w14="http://schemas.microsoft.com/office/word/2010/wordml" xmlns:w15="http://schemas.microsoft.com/office/word/2012/wordml" xmlns:w16cex="http://schemas.microsoft.com/office/word/2018/wordml/cex" xmlns:w16cid="http://schemas.microsoft.com/office/word/2016/wordml/cid" xmlns:w16="http://schemas.microsoft.com/office/word/2018/wordml" xmlns:w16du="http://schemas.microsoft.com/office/word/2023/wordml/word16du" xmlns:w16sdtdh="http://schemas.microsoft.com/office/word/2020/wordml/sdtdatahash" xmlns:w16se="http://schemas.microsoft.com/office/word/2015/wordml/symex" mc:Ignorable="w14 w15 w16se w16cid w16 w16cex w16sdtdh w16du">
   <w:docDefaults>
     <w:rPrDefault>
       <w:rPr>
@@ -4133,6 +5059,7 @@
   <w:style w:type="character" w:default="1" w:styleId="DefaultParagraphFont">
     <w:name w:val="Default Paragraph Font"/>
     <w:uiPriority w:val="1"/>
+    <w:semiHidden/>
     <w:unhideWhenUsed/>
   </w:style>
   <w:style w:type="table" w:default="1" w:styleId="TableNormal">

--- a/Практическая работа 4 Белый Ящик Таблицы.docx
+++ b/Практическая работа 4 Белый Ящик Таблицы.docx
@@ -1,6 +1,6 @@
 
 <file path=word/document.xml><?xml version="1.0" encoding="utf-8"?>
-<w:document xmlns:wpc="http://schemas.microsoft.com/office/word/2010/wordprocessingCanvas" xmlns:cx="http://schemas.microsoft.com/office/drawing/2014/chartex" xmlns:cx1="http://schemas.microsoft.com/office/drawing/2015/9/8/chartex" xmlns:cx2="http://schemas.microsoft.com/office/drawing/2015/10/21/chartex" xmlns:cx3="http://schemas.microsoft.com/office/drawing/2016/5/9/chartex" xmlns:cx4="http://schemas.microsoft.com/office/drawing/2016/5/10/chartex" xmlns:cx5="http://schemas.microsoft.com/office/drawing/2016/5/11/chartex" xmlns:cx6="http://schemas.microsoft.com/office/drawing/2016/5/12/chartex" xmlns:cx7="http://schemas.microsoft.com/office/drawing/2016/5/13/chartex" xmlns:cx8="http://schemas.microsoft.com/office/drawing/2016/5/14/chartex" xmlns:mc="http://schemas.openxmlformats.org/markup-compatibility/2006" xmlns:aink="http://schemas.microsoft.com/office/drawing/2016/ink" xmlns:am3d="http://schemas.microsoft.com/office/drawing/2017/model3d" xmlns:o="urn:schemas-microsoft-com:office:office" xmlns:oel="http://schemas.microsoft.com/office/2019/extlst" xmlns:r="http://schemas.openxmlformats.org/officeDocument/2006/relationships" xmlns:m="http://schemas.openxmlformats.org/officeDocument/2006/math" xmlns:v="urn:schemas-microsoft-com:vml" xmlns:wp14="http://schemas.microsoft.com/office/word/2010/wordprocessingDrawing" xmlns:wp="http://schemas.openxmlformats.org/drawingml/2006/wordprocessingDrawing" xmlns:w10="urn:schemas-microsoft-com:office:word" xmlns:w="http://schemas.openxmlformats.org/wordprocessingml/2006/main" xmlns:w14="http://schemas.microsoft.com/office/word/2010/wordml" xmlns:w15="http://schemas.microsoft.com/office/word/2012/wordml" xmlns:w16cex="http://schemas.microsoft.com/office/word/2018/wordml/cex" xmlns:w16cid="http://schemas.microsoft.com/office/word/2016/wordml/cid" xmlns:w16="http://schemas.microsoft.com/office/word/2018/wordml" xmlns:w16du="http://schemas.microsoft.com/office/word/2023/wordml/word16du" xmlns:w16sdtdh="http://schemas.microsoft.com/office/word/2020/wordml/sdtdatahash" xmlns:w16se="http://schemas.microsoft.com/office/word/2015/wordml/symex" xmlns:wpg="http://schemas.microsoft.com/office/word/2010/wordprocessingGroup" xmlns:wpi="http://schemas.microsoft.com/office/word/2010/wordprocessingInk" xmlns:wne="http://schemas.microsoft.com/office/word/2006/wordml" xmlns:wps="http://schemas.microsoft.com/office/word/2010/wordprocessingShape" mc:Ignorable="w14 w15 w16se w16cid w16 w16cex w16sdtdh w16du wp14">
+<w:document xmlns:wpc="http://schemas.microsoft.com/office/word/2010/wordprocessingCanvas" xmlns:cx="http://schemas.microsoft.com/office/drawing/2014/chartex" xmlns:cx1="http://schemas.microsoft.com/office/drawing/2015/9/8/chartex" xmlns:cx2="http://schemas.microsoft.com/office/drawing/2015/10/21/chartex" xmlns:cx3="http://schemas.microsoft.com/office/drawing/2016/5/9/chartex" xmlns:cx4="http://schemas.microsoft.com/office/drawing/2016/5/10/chartex" xmlns:cx5="http://schemas.microsoft.com/office/drawing/2016/5/11/chartex" xmlns:cx6="http://schemas.microsoft.com/office/drawing/2016/5/12/chartex" xmlns:cx7="http://schemas.microsoft.com/office/drawing/2016/5/13/chartex" xmlns:cx8="http://schemas.microsoft.com/office/drawing/2016/5/14/chartex" xmlns:mc="http://schemas.openxmlformats.org/markup-compatibility/2006" xmlns:aink="http://schemas.microsoft.com/office/drawing/2016/ink" xmlns:am3d="http://schemas.microsoft.com/office/drawing/2017/model3d" xmlns:o="urn:schemas-microsoft-com:office:office" xmlns:oel="http://schemas.microsoft.com/office/2019/extlst" xmlns:r="http://schemas.openxmlformats.org/officeDocument/2006/relationships" xmlns:m="http://schemas.openxmlformats.org/officeDocument/2006/math" xmlns:v="urn:schemas-microsoft-com:vml" xmlns:wp14="http://schemas.microsoft.com/office/word/2010/wordprocessingDrawing" xmlns:wp="http://schemas.openxmlformats.org/drawingml/2006/wordprocessingDrawing" xmlns:w10="urn:schemas-microsoft-com:office:word" xmlns:w="http://schemas.openxmlformats.org/wordprocessingml/2006/main" xmlns:w14="http://schemas.microsoft.com/office/word/2010/wordml" xmlns:w15="http://schemas.microsoft.com/office/word/2012/wordml" xmlns:w16cex="http://schemas.microsoft.com/office/word/2018/wordml/cex" xmlns:w16cid="http://schemas.microsoft.com/office/word/2016/wordml/cid" xmlns:w16="http://schemas.microsoft.com/office/word/2018/wordml" xmlns:w16du="http://schemas.microsoft.com/office/word/2023/wordml/word16du" xmlns:w16sdtdh="http://schemas.microsoft.com/office/word/2020/wordml/sdtdatahash" xmlns:w16sdtfl="http://schemas.microsoft.com/office/word/2024/wordml/sdtformatlock" xmlns:w16se="http://schemas.microsoft.com/office/word/2015/wordml/symex" xmlns:wpg="http://schemas.microsoft.com/office/word/2010/wordprocessingGroup" xmlns:wpi="http://schemas.microsoft.com/office/word/2010/wordprocessingInk" xmlns:wne="http://schemas.microsoft.com/office/word/2006/wordml" xmlns:wps="http://schemas.microsoft.com/office/word/2010/wordprocessingShape" mc:Ignorable="w14 w15 w16se w16cid w16 w16cex w16sdtdh w16sdtfl w16du wp14">
   <w:body>
     <w:p>
       <w:pPr>
@@ -26,15 +26,15 @@
       </w:tblPr>
       <w:tblGrid>
         <w:gridCol w:w="438"/>
-        <w:gridCol w:w="3479"/>
-        <w:gridCol w:w="2115"/>
-        <w:gridCol w:w="1505"/>
-        <w:gridCol w:w="1808"/>
+        <w:gridCol w:w="2379"/>
+        <w:gridCol w:w="2251"/>
+        <w:gridCol w:w="2240"/>
+        <w:gridCol w:w="2037"/>
       </w:tblGrid>
       <w:tr>
         <w:tc>
           <w:tcPr>
-            <w:tcW w:w="228" w:type="pct"/>
+            <w:tcW w:w="233" w:type="pct"/>
           </w:tcPr>
           <w:p>
             <w:pPr>
@@ -54,7 +54,7 @@
         </w:tc>
         <w:tc>
           <w:tcPr>
-            <w:tcW w:w="1863" w:type="pct"/>
+            <w:tcW w:w="1097" w:type="pct"/>
           </w:tcPr>
           <w:p>
             <w:pPr>
@@ -74,7 +74,7 @@
         </w:tc>
         <w:tc>
           <w:tcPr>
-            <w:tcW w:w="1133" w:type="pct"/>
+            <w:tcW w:w="1196" w:type="pct"/>
           </w:tcPr>
           <w:p>
             <w:pPr>
@@ -94,7 +94,7 @@
         </w:tc>
         <w:tc>
           <w:tcPr>
-            <w:tcW w:w="807" w:type="pct"/>
+            <w:tcW w:w="1901" w:type="pct"/>
           </w:tcPr>
           <w:p>
             <w:pPr>
@@ -114,7 +114,7 @@
         </w:tc>
         <w:tc>
           <w:tcPr>
-            <w:tcW w:w="969" w:type="pct"/>
+            <w:tcW w:w="572" w:type="pct"/>
           </w:tcPr>
           <w:p>
             <w:pPr>
@@ -136,7 +136,7 @@
       <w:tr>
         <w:tc>
           <w:tcPr>
-            <w:tcW w:w="228" w:type="pct"/>
+            <w:tcW w:w="233" w:type="pct"/>
           </w:tcPr>
           <w:p>
             <w:r>
@@ -146,7 +146,7 @@
         </w:tc>
         <w:tc>
           <w:tcPr>
-            <w:tcW w:w="1863" w:type="pct"/>
+            <w:tcW w:w="1097" w:type="pct"/>
           </w:tcPr>
           <w:p>
             <w:pPr>
@@ -184,7 +184,7 @@
         </w:tc>
         <w:tc>
           <w:tcPr>
-            <w:tcW w:w="1133" w:type="pct"/>
+            <w:tcW w:w="1196" w:type="pct"/>
           </w:tcPr>
           <w:p>
             <w:r>
@@ -194,7 +194,7 @@
         </w:tc>
         <w:tc>
           <w:tcPr>
-            <w:tcW w:w="807" w:type="pct"/>
+            <w:tcW w:w="1901" w:type="pct"/>
           </w:tcPr>
           <w:p>
             <w:pPr>
@@ -212,7 +212,7 @@
         </w:tc>
         <w:tc>
           <w:tcPr>
-            <w:tcW w:w="969" w:type="pct"/>
+            <w:tcW w:w="572" w:type="pct"/>
           </w:tcPr>
           <w:p>
             <w:pPr>
@@ -232,7 +232,7 @@
       <w:tr>
         <w:tc>
           <w:tcPr>
-            <w:tcW w:w="228" w:type="pct"/>
+            <w:tcW w:w="233" w:type="pct"/>
           </w:tcPr>
           <w:p>
             <w:pPr>
@@ -250,7 +250,7 @@
         </w:tc>
         <w:tc>
           <w:tcPr>
-            <w:tcW w:w="1863" w:type="pct"/>
+            <w:tcW w:w="1097" w:type="pct"/>
           </w:tcPr>
           <w:p>
             <w:pPr>
@@ -288,7 +288,7 @@
         </w:tc>
         <w:tc>
           <w:tcPr>
-            <w:tcW w:w="1133" w:type="pct"/>
+            <w:tcW w:w="1196" w:type="pct"/>
           </w:tcPr>
           <w:p>
             <w:pPr>
@@ -306,7 +306,7 @@
         </w:tc>
         <w:tc>
           <w:tcPr>
-            <w:tcW w:w="807" w:type="pct"/>
+            <w:tcW w:w="1901" w:type="pct"/>
           </w:tcPr>
           <w:p>
             <w:pPr>
@@ -324,7 +324,7 @@
         </w:tc>
         <w:tc>
           <w:tcPr>
-            <w:tcW w:w="969" w:type="pct"/>
+            <w:tcW w:w="572" w:type="pct"/>
           </w:tcPr>
           <w:p>
             <w:pPr>
@@ -344,7 +344,7 @@
       <w:tr>
         <w:tc>
           <w:tcPr>
-            <w:tcW w:w="228" w:type="pct"/>
+            <w:tcW w:w="233" w:type="pct"/>
           </w:tcPr>
           <w:p>
             <w:pPr>
@@ -362,7 +362,7 @@
         </w:tc>
         <w:tc>
           <w:tcPr>
-            <w:tcW w:w="1863" w:type="pct"/>
+            <w:tcW w:w="1097" w:type="pct"/>
           </w:tcPr>
           <w:p>
             <w:r>
@@ -428,7 +428,7 @@
         </w:tc>
         <w:tc>
           <w:tcPr>
-            <w:tcW w:w="1133" w:type="pct"/>
+            <w:tcW w:w="1196" w:type="pct"/>
           </w:tcPr>
           <w:p>
             <w:pPr>
@@ -446,7 +446,7 @@
         </w:tc>
         <w:tc>
           <w:tcPr>
-            <w:tcW w:w="807" w:type="pct"/>
+            <w:tcW w:w="1901" w:type="pct"/>
           </w:tcPr>
           <w:p>
             <w:pPr>
@@ -464,7 +464,7 @@
         </w:tc>
         <w:tc>
           <w:tcPr>
-            <w:tcW w:w="969" w:type="pct"/>
+            <w:tcW w:w="572" w:type="pct"/>
           </w:tcPr>
           <w:p>
             <w:pPr>
@@ -477,6 +477,425 @@
                 <w:lang w:val="en-US"/>
               </w:rPr>
               <w:t>2</w:t>
+            </w:r>
+          </w:p>
+        </w:tc>
+      </w:tr>
+      <w:tr>
+        <w:tc>
+          <w:tcPr>
+            <w:tcW w:w="233" w:type="pct"/>
+          </w:tcPr>
+          <w:p>
+            <w:pPr>
+              <w:rPr>
+                <w:lang w:val="en-US"/>
+              </w:rPr>
+            </w:pPr>
+            <w:r>
+              <w:rPr>
+                <w:lang w:val="en-US"/>
+              </w:rPr>
+              <w:t>4</w:t>
+            </w:r>
+          </w:p>
+        </w:tc>
+        <w:tc>
+          <w:tcPr>
+            <w:tcW w:w="1097" w:type="pct"/>
+          </w:tcPr>
+          <w:p>
+            <w:pPr>
+              <w:rPr>
+                <w:lang w:val="ru-KZ"/>
+              </w:rPr>
+            </w:pPr>
+            <w:r>
+              <w:t xml:space="preserve">Ветка </w:t>
+            </w:r>
+            <w:r>
+              <w:rPr>
+                <w:lang w:val="en-US"/>
+              </w:rPr>
+              <w:t xml:space="preserve">catch </w:t>
+            </w:r>
+            <w:r>
+              <w:rPr>
+                <w:lang w:val="ru-KZ"/>
+              </w:rPr>
+              <w:t>FormatException</w:t>
+            </w:r>
+          </w:p>
+        </w:tc>
+        <w:tc>
+          <w:tcPr>
+            <w:tcW w:w="1196" w:type="pct"/>
+          </w:tcPr>
+          <w:p>
+            <w:pPr>
+              <w:rPr>
+                <w:lang w:val="en-US"/>
+              </w:rPr>
+            </w:pPr>
+            <w:r>
+              <w:rPr>
+                <w:lang w:val="en-US"/>
+              </w:rPr>
+              <w:t>x = “a”, a = “b”, c = “c”</w:t>
+            </w:r>
+          </w:p>
+        </w:tc>
+        <w:tc>
+          <w:tcPr>
+            <w:tcW w:w="1901" w:type="pct"/>
+          </w:tcPr>
+          <w:p>
+            <w:pPr>
+              <w:rPr>
+                <w:lang w:val="ru-KZ"/>
+              </w:rPr>
+            </w:pPr>
+            <w:r>
+              <w:rPr>
+                <w:lang w:val="ru-KZ"/>
+              </w:rPr>
+              <w:t>catch (FormatException</w:t>
+            </w:r>
+            <w:r>
+              <w:rPr>
+                <w:lang w:val="ru-KZ"/>
+              </w:rPr>
+              <w:t>)</w:t>
+            </w:r>
+          </w:p>
+          <w:p>
+            <w:pPr>
+              <w:rPr>
+                <w:lang w:val="en-US"/>
+              </w:rPr>
+            </w:pPr>
+          </w:p>
+        </w:tc>
+        <w:tc>
+          <w:tcPr>
+            <w:tcW w:w="572" w:type="pct"/>
+          </w:tcPr>
+          <w:p>
+            <w:pPr>
+              <w:rPr>
+                <w:lang w:val="ru-KZ"/>
+              </w:rPr>
+            </w:pPr>
+            <w:r>
+              <w:rPr>
+                <w:lang w:val="ru-KZ"/>
+              </w:rPr>
+              <w:t>Необходимо число!</w:t>
+            </w:r>
+          </w:p>
+        </w:tc>
+      </w:tr>
+      <w:tr>
+        <w:tc>
+          <w:tcPr>
+            <w:tcW w:w="233" w:type="pct"/>
+          </w:tcPr>
+          <w:p>
+            <w:pPr>
+              <w:rPr>
+                <w:lang w:val="en-US"/>
+              </w:rPr>
+            </w:pPr>
+            <w:r>
+              <w:rPr>
+                <w:lang w:val="en-US"/>
+              </w:rPr>
+              <w:t>5</w:t>
+            </w:r>
+          </w:p>
+        </w:tc>
+        <w:tc>
+          <w:tcPr>
+            <w:tcW w:w="1097" w:type="pct"/>
+          </w:tcPr>
+          <w:p>
+            <w:pPr>
+              <w:rPr>
+                <w:lang w:val="ru-KZ"/>
+              </w:rPr>
+            </w:pPr>
+            <w:r>
+              <w:t xml:space="preserve">Ветка </w:t>
+            </w:r>
+            <w:r>
+              <w:rPr>
+                <w:lang w:val="en-US"/>
+              </w:rPr>
+              <w:t xml:space="preserve">catch </w:t>
+            </w:r>
+            <w:r>
+              <w:rPr>
+                <w:lang w:val="ru-KZ"/>
+              </w:rPr>
+              <w:t>DivideByZeroException</w:t>
+            </w:r>
+          </w:p>
+        </w:tc>
+        <w:tc>
+          <w:tcPr>
+            <w:tcW w:w="1196" w:type="pct"/>
+          </w:tcPr>
+          <w:p>
+            <w:pPr>
+              <w:rPr>
+                <w:lang w:val="en-US"/>
+              </w:rPr>
+            </w:pPr>
+            <w:r>
+              <w:rPr>
+                <w:lang w:val="en-US"/>
+              </w:rPr>
+              <w:t>x = 1, a = 7, c = 0</w:t>
+            </w:r>
+          </w:p>
+        </w:tc>
+        <w:tc>
+          <w:tcPr>
+            <w:tcW w:w="1901" w:type="pct"/>
+          </w:tcPr>
+          <w:p>
+            <w:pPr>
+              <w:rPr>
+                <w:lang w:val="ru-KZ"/>
+              </w:rPr>
+            </w:pPr>
+            <w:r>
+              <w:rPr>
+                <w:lang w:val="en-US"/>
+              </w:rPr>
+              <w:t>catch (</w:t>
+            </w:r>
+            <w:r>
+              <w:rPr>
+                <w:lang w:val="ru-KZ"/>
+              </w:rPr>
+              <w:t>DivideByZero</w:t>
+            </w:r>
+          </w:p>
+          <w:p>
+            <w:pPr>
+              <w:rPr>
+                <w:lang w:val="ru-KZ"/>
+              </w:rPr>
+            </w:pPr>
+            <w:r>
+              <w:rPr>
+                <w:lang w:val="ru-KZ"/>
+              </w:rPr>
+              <w:t>Exception</w:t>
+            </w:r>
+            <w:r>
+              <w:rPr>
+                <w:lang w:val="ru-KZ"/>
+              </w:rPr>
+              <w:t>)</w:t>
+            </w:r>
+          </w:p>
+        </w:tc>
+        <w:tc>
+          <w:tcPr>
+            <w:tcW w:w="572" w:type="pct"/>
+          </w:tcPr>
+          <w:p>
+            <w:pPr>
+              <w:rPr>
+                <w:lang w:val="ru-KZ"/>
+              </w:rPr>
+            </w:pPr>
+            <w:r>
+              <w:rPr>
+                <w:lang w:val="ru-KZ"/>
+              </w:rPr>
+              <w:t>Деление на 0!</w:t>
+            </w:r>
+          </w:p>
+          <w:p>
+            <w:pPr>
+              <w:rPr>
+                <w:lang w:val="en-US"/>
+              </w:rPr>
+            </w:pPr>
+          </w:p>
+        </w:tc>
+      </w:tr>
+      <w:tr>
+        <w:tc>
+          <w:tcPr>
+            <w:tcW w:w="233" w:type="pct"/>
+          </w:tcPr>
+          <w:p>
+            <w:pPr>
+              <w:rPr>
+                <w:lang w:val="en-US"/>
+              </w:rPr>
+            </w:pPr>
+            <w:r>
+              <w:rPr>
+                <w:lang w:val="en-US"/>
+              </w:rPr>
+              <w:t>6</w:t>
+            </w:r>
+          </w:p>
+        </w:tc>
+        <w:tc>
+          <w:tcPr>
+            <w:tcW w:w="1097" w:type="pct"/>
+          </w:tcPr>
+          <w:p>
+            <w:pPr>
+              <w:rPr>
+                <w:lang w:val="en-US"/>
+              </w:rPr>
+            </w:pPr>
+            <w:r>
+              <w:t>Ветка</w:t>
+            </w:r>
+            <w:r>
+              <w:rPr>
+                <w:lang w:val="en-US"/>
+              </w:rPr>
+              <w:t xml:space="preserve"> catch Exception</w:t>
+            </w:r>
+          </w:p>
+        </w:tc>
+        <w:tc>
+          <w:tcPr>
+            <w:tcW w:w="1196" w:type="pct"/>
+          </w:tcPr>
+          <w:p>
+            <w:pPr>
+              <w:rPr>
+                <w:lang w:val="en-US"/>
+              </w:rPr>
+            </w:pPr>
+            <w:r>
+              <w:rPr>
+                <w:lang w:val="en-US"/>
+              </w:rPr>
+              <w:t xml:space="preserve">x = </w:t>
+            </w:r>
+            <w:r>
+              <w:rPr>
+                <w:lang w:val="en-US"/>
+              </w:rPr>
+              <w:t>547238656783456</w:t>
+            </w:r>
+          </w:p>
+          <w:p>
+            <w:pPr>
+              <w:rPr>
+                <w:lang w:val="en-US"/>
+              </w:rPr>
+            </w:pPr>
+            <w:r>
+              <w:rPr>
+                <w:lang w:val="en-US"/>
+              </w:rPr>
+              <w:t>786784356785346783</w:t>
+            </w:r>
+          </w:p>
+          <w:p>
+            <w:pPr>
+              <w:rPr>
+                <w:lang w:val="en-US"/>
+              </w:rPr>
+            </w:pPr>
+            <w:r>
+              <w:rPr>
+                <w:lang w:val="en-US"/>
+              </w:rPr>
+              <w:t>546783546853476835</w:t>
+            </w:r>
+            <w:r>
+              <w:rPr>
+                <w:lang w:val="en-US"/>
+              </w:rPr>
+              <w:t>,</w:t>
+            </w:r>
+          </w:p>
+          <w:p>
+            <w:pPr>
+              <w:rPr>
+                <w:lang w:val="en-US"/>
+              </w:rPr>
+            </w:pPr>
+            <w:r>
+              <w:rPr>
+                <w:lang w:val="en-US"/>
+              </w:rPr>
+              <w:t>a</w:t>
+            </w:r>
+            <w:r>
+              <w:rPr>
+                <w:lang w:val="en-US"/>
+              </w:rPr>
+              <w:t xml:space="preserve"> = 0, c = 0</w:t>
+            </w:r>
+          </w:p>
+        </w:tc>
+        <w:tc>
+          <w:tcPr>
+            <w:tcW w:w="1901" w:type="pct"/>
+          </w:tcPr>
+          <w:p>
+            <w:pPr>
+              <w:rPr>
+                <w:b/>
+                <w:bCs/>
+                <w:lang w:val="en-US"/>
+              </w:rPr>
+            </w:pPr>
+            <w:r>
+              <w:t>Выбрасывает исключение</w:t>
+            </w:r>
+          </w:p>
+        </w:tc>
+        <w:tc>
+          <w:tcPr>
+            <w:tcW w:w="572" w:type="pct"/>
+          </w:tcPr>
+          <w:p>
+            <w:pPr>
+              <w:rPr>
+                <w:b/>
+                <w:bCs/>
+                <w:lang w:val="en-US"/>
+              </w:rPr>
+            </w:pPr>
+            <w:r>
+              <w:rPr>
+                <w:b/>
+                <w:bCs/>
+                <w:lang w:val="en-US"/>
+              </w:rPr>
+              <w:t>System.</w:t>
+            </w:r>
+          </w:p>
+          <w:p>
+            <w:pPr>
+              <w:rPr>
+                <w:b/>
+                <w:bCs/>
+                <w:lang w:val="en-US"/>
+              </w:rPr>
+            </w:pPr>
+            <w:r>
+              <w:rPr>
+                <w:b/>
+                <w:bCs/>
+                <w:lang w:val="en-US"/>
+              </w:rPr>
+              <w:t>OverflowException</w:t>
             </w:r>
           </w:p>
         </w:tc>
@@ -531,7 +950,7 @@
         </w:tc>
         <w:tc>
           <w:tcPr>
-            <w:tcW w:w="931" w:type="dxa"/>
+            <w:tcW w:w="919" w:type="dxa"/>
           </w:tcPr>
           <w:p>
             <w:pPr>
@@ -551,7 +970,7 @@
         </w:tc>
         <w:tc>
           <w:tcPr>
-            <w:tcW w:w="931" w:type="dxa"/>
+            <w:tcW w:w="919" w:type="dxa"/>
           </w:tcPr>
           <w:p>
             <w:pPr>
@@ -571,7 +990,7 @@
         </w:tc>
         <w:tc>
           <w:tcPr>
-            <w:tcW w:w="931" w:type="dxa"/>
+            <w:tcW w:w="919" w:type="dxa"/>
           </w:tcPr>
           <w:p>
             <w:pPr>
@@ -591,7 +1010,7 @@
         </w:tc>
         <w:tc>
           <w:tcPr>
-            <w:tcW w:w="1647" w:type="dxa"/>
+            <w:tcW w:w="1606" w:type="dxa"/>
           </w:tcPr>
           <w:p>
             <w:pPr>
@@ -611,7 +1030,7 @@
         </w:tc>
         <w:tc>
           <w:tcPr>
-            <w:tcW w:w="887" w:type="dxa"/>
+            <w:tcW w:w="864" w:type="dxa"/>
           </w:tcPr>
           <w:p>
             <w:pPr>
@@ -631,7 +1050,7 @@
         </w:tc>
         <w:tc>
           <w:tcPr>
-            <w:tcW w:w="887" w:type="dxa"/>
+            <w:tcW w:w="864" w:type="dxa"/>
           </w:tcPr>
           <w:p>
             <w:pPr>
@@ -651,7 +1070,7 @@
         </w:tc>
         <w:tc>
           <w:tcPr>
-            <w:tcW w:w="888" w:type="dxa"/>
+            <w:tcW w:w="865" w:type="dxa"/>
           </w:tcPr>
           <w:p>
             <w:pPr>
@@ -671,7 +1090,7 @@
         </w:tc>
         <w:tc>
           <w:tcPr>
-            <w:tcW w:w="952" w:type="dxa"/>
+            <w:tcW w:w="946" w:type="dxa"/>
           </w:tcPr>
           <w:p>
             <w:pPr>
@@ -691,7 +1110,7 @@
         </w:tc>
         <w:tc>
           <w:tcPr>
-            <w:tcW w:w="853" w:type="dxa"/>
+            <w:tcW w:w="1005" w:type="dxa"/>
           </w:tcPr>
           <w:p>
             <w:pPr>
@@ -723,7 +1142,7 @@
         </w:tc>
         <w:tc>
           <w:tcPr>
-            <w:tcW w:w="931" w:type="dxa"/>
+            <w:tcW w:w="919" w:type="dxa"/>
           </w:tcPr>
           <w:p>
             <w:r>
@@ -733,7 +1152,7 @@
         </w:tc>
         <w:tc>
           <w:tcPr>
-            <w:tcW w:w="931" w:type="dxa"/>
+            <w:tcW w:w="919" w:type="dxa"/>
           </w:tcPr>
           <w:p>
             <w:r>
@@ -743,7 +1162,7 @@
         </w:tc>
         <w:tc>
           <w:tcPr>
-            <w:tcW w:w="931" w:type="dxa"/>
+            <w:tcW w:w="919" w:type="dxa"/>
           </w:tcPr>
           <w:p>
             <w:r>
@@ -753,7 +1172,7 @@
         </w:tc>
         <w:tc>
           <w:tcPr>
-            <w:tcW w:w="1647" w:type="dxa"/>
+            <w:tcW w:w="1606" w:type="dxa"/>
           </w:tcPr>
           <w:p>
             <w:r>
@@ -763,7 +1182,7 @@
         </w:tc>
         <w:tc>
           <w:tcPr>
-            <w:tcW w:w="887" w:type="dxa"/>
+            <w:tcW w:w="864" w:type="dxa"/>
           </w:tcPr>
           <w:p>
             <w:r>
@@ -773,7 +1192,7 @@
         </w:tc>
         <w:tc>
           <w:tcPr>
-            <w:tcW w:w="887" w:type="dxa"/>
+            <w:tcW w:w="864" w:type="dxa"/>
           </w:tcPr>
           <w:p>
             <w:r>
@@ -783,7 +1202,7 @@
         </w:tc>
         <w:tc>
           <w:tcPr>
-            <w:tcW w:w="888" w:type="dxa"/>
+            <w:tcW w:w="865" w:type="dxa"/>
           </w:tcPr>
           <w:p>
             <w:r>
@@ -793,7 +1212,7 @@
         </w:tc>
         <w:tc>
           <w:tcPr>
-            <w:tcW w:w="952" w:type="dxa"/>
+            <w:tcW w:w="946" w:type="dxa"/>
           </w:tcPr>
           <w:p>
             <w:pPr>
@@ -811,7 +1230,7 @@
         </w:tc>
         <w:tc>
           <w:tcPr>
-            <w:tcW w:w="853" w:type="dxa"/>
+            <w:tcW w:w="1005" w:type="dxa"/>
           </w:tcPr>
           <w:p>
             <w:r>
@@ -833,7 +1252,7 @@
         </w:tc>
         <w:tc>
           <w:tcPr>
-            <w:tcW w:w="931" w:type="dxa"/>
+            <w:tcW w:w="919" w:type="dxa"/>
           </w:tcPr>
           <w:p>
             <w:r>
@@ -843,7 +1262,7 @@
         </w:tc>
         <w:tc>
           <w:tcPr>
-            <w:tcW w:w="931" w:type="dxa"/>
+            <w:tcW w:w="919" w:type="dxa"/>
           </w:tcPr>
           <w:p>
             <w:r>
@@ -853,7 +1272,7 @@
         </w:tc>
         <w:tc>
           <w:tcPr>
-            <w:tcW w:w="931" w:type="dxa"/>
+            <w:tcW w:w="919" w:type="dxa"/>
           </w:tcPr>
           <w:p>
             <w:r>
@@ -863,7 +1282,7 @@
         </w:tc>
         <w:tc>
           <w:tcPr>
-            <w:tcW w:w="1647" w:type="dxa"/>
+            <w:tcW w:w="1606" w:type="dxa"/>
           </w:tcPr>
           <w:p>
             <w:r>
@@ -873,7 +1292,7 @@
         </w:tc>
         <w:tc>
           <w:tcPr>
-            <w:tcW w:w="887" w:type="dxa"/>
+            <w:tcW w:w="864" w:type="dxa"/>
           </w:tcPr>
           <w:p>
             <w:r>
@@ -883,7 +1302,7 @@
         </w:tc>
         <w:tc>
           <w:tcPr>
-            <w:tcW w:w="887" w:type="dxa"/>
+            <w:tcW w:w="864" w:type="dxa"/>
           </w:tcPr>
           <w:p>
             <w:r>
@@ -893,7 +1312,7 @@
         </w:tc>
         <w:tc>
           <w:tcPr>
-            <w:tcW w:w="888" w:type="dxa"/>
+            <w:tcW w:w="865" w:type="dxa"/>
           </w:tcPr>
           <w:p>
             <w:r>
@@ -903,7 +1322,7 @@
         </w:tc>
         <w:tc>
           <w:tcPr>
-            <w:tcW w:w="952" w:type="dxa"/>
+            <w:tcW w:w="946" w:type="dxa"/>
           </w:tcPr>
           <w:p>
             <w:pPr>
@@ -921,227 +1340,7 @@
         </w:tc>
         <w:tc>
           <w:tcPr>
-            <w:tcW w:w="853" w:type="dxa"/>
-          </w:tcPr>
-          <w:p>
-            <w:r>
-              <w:t>0</w:t>
-            </w:r>
-          </w:p>
-        </w:tc>
-      </w:tr>
-      <w:tr>
-        <w:tc>
-          <w:tcPr>
-            <w:tcW w:w="438" w:type="dxa"/>
-          </w:tcPr>
-          <w:p>
-            <w:r>
-              <w:t>3</w:t>
-            </w:r>
-          </w:p>
-        </w:tc>
-        <w:tc>
-          <w:tcPr>
-            <w:tcW w:w="931" w:type="dxa"/>
-          </w:tcPr>
-          <w:p>
-            <w:r>
-              <w:t>false</w:t>
-            </w:r>
-          </w:p>
-        </w:tc>
-        <w:tc>
-          <w:tcPr>
-            <w:tcW w:w="931" w:type="dxa"/>
-          </w:tcPr>
-          <w:p>
-            <w:r>
-              <w:t>true</w:t>
-            </w:r>
-          </w:p>
-        </w:tc>
-        <w:tc>
-          <w:tcPr>
-            <w:tcW w:w="931" w:type="dxa"/>
-          </w:tcPr>
-          <w:p>
-            <w:r>
-              <w:t>false</w:t>
-            </w:r>
-          </w:p>
-        </w:tc>
-        <w:tc>
-          <w:tcPr>
-            <w:tcW w:w="1647" w:type="dxa"/>
-          </w:tcPr>
-          <w:p>
-            <w:r>
-              <w:t>false</w:t>
-            </w:r>
-          </w:p>
-        </w:tc>
-        <w:tc>
-          <w:tcPr>
-            <w:tcW w:w="887" w:type="dxa"/>
-          </w:tcPr>
-          <w:p>
-            <w:r>
-              <w:t>1</w:t>
-            </w:r>
-          </w:p>
-        </w:tc>
-        <w:tc>
-          <w:tcPr>
-            <w:tcW w:w="887" w:type="dxa"/>
-          </w:tcPr>
-          <w:p>
-            <w:r>
-              <w:t>7</w:t>
-            </w:r>
-          </w:p>
-        </w:tc>
-        <w:tc>
-          <w:tcPr>
-            <w:tcW w:w="888" w:type="dxa"/>
-          </w:tcPr>
-          <w:p>
-            <w:r>
-              <w:t>0</w:t>
-            </w:r>
-          </w:p>
-        </w:tc>
-        <w:tc>
-          <w:tcPr>
-            <w:tcW w:w="952" w:type="dxa"/>
-          </w:tcPr>
-          <w:p>
-            <w:pPr>
-              <w:rPr>
-                <w:lang w:val="en-US"/>
-              </w:rPr>
-            </w:pPr>
-            <w:r>
-              <w:rPr>
-                <w:lang w:val="en-US"/>
-              </w:rPr>
-              <w:t>3</w:t>
-            </w:r>
-          </w:p>
-        </w:tc>
-        <w:tc>
-          <w:tcPr>
-            <w:tcW w:w="853" w:type="dxa"/>
-          </w:tcPr>
-          <w:p>
-            <w:r>
-              <w:t>Деление на 0!</w:t>
-            </w:r>
-          </w:p>
-        </w:tc>
-      </w:tr>
-      <w:tr>
-        <w:tc>
-          <w:tcPr>
-            <w:tcW w:w="438" w:type="dxa"/>
-          </w:tcPr>
-          <w:p>
-            <w:r>
-              <w:t>4</w:t>
-            </w:r>
-          </w:p>
-        </w:tc>
-        <w:tc>
-          <w:tcPr>
-            <w:tcW w:w="931" w:type="dxa"/>
-          </w:tcPr>
-          <w:p>
-            <w:r>
-              <w:t>true</w:t>
-            </w:r>
-          </w:p>
-        </w:tc>
-        <w:tc>
-          <w:tcPr>
-            <w:tcW w:w="931" w:type="dxa"/>
-          </w:tcPr>
-          <w:p>
-            <w:r>
-              <w:t>false</w:t>
-            </w:r>
-          </w:p>
-        </w:tc>
-        <w:tc>
-          <w:tcPr>
-            <w:tcW w:w="931" w:type="dxa"/>
-          </w:tcPr>
-          <w:p>
-            <w:r>
-              <w:t>false</w:t>
-            </w:r>
-          </w:p>
-        </w:tc>
-        <w:tc>
-          <w:tcPr>
-            <w:tcW w:w="1647" w:type="dxa"/>
-          </w:tcPr>
-          <w:p>
-            <w:r>
-              <w:t>true</w:t>
-            </w:r>
-          </w:p>
-        </w:tc>
-        <w:tc>
-          <w:tcPr>
-            <w:tcW w:w="887" w:type="dxa"/>
-          </w:tcPr>
-          <w:p>
-            <w:r>
-              <w:t>1</w:t>
-            </w:r>
-          </w:p>
-        </w:tc>
-        <w:tc>
-          <w:tcPr>
-            <w:tcW w:w="887" w:type="dxa"/>
-          </w:tcPr>
-          <w:p>
-            <w:r>
-              <w:t>0</w:t>
-            </w:r>
-          </w:p>
-        </w:tc>
-        <w:tc>
-          <w:tcPr>
-            <w:tcW w:w="888" w:type="dxa"/>
-          </w:tcPr>
-          <w:p>
-            <w:r>
-              <w:t>-2</w:t>
-            </w:r>
-          </w:p>
-        </w:tc>
-        <w:tc>
-          <w:tcPr>
-            <w:tcW w:w="952" w:type="dxa"/>
-          </w:tcPr>
-          <w:p>
-            <w:pPr>
-              <w:rPr>
-                <w:lang w:val="en-US"/>
-              </w:rPr>
-            </w:pPr>
-            <w:r>
-              <w:rPr>
-                <w:lang w:val="en-US"/>
-              </w:rPr>
-              <w:t>3</w:t>
-            </w:r>
-          </w:p>
-        </w:tc>
-        <w:tc>
-          <w:tcPr>
-            <w:tcW w:w="853" w:type="dxa"/>
+            <w:tcW w:w="1005" w:type="dxa"/>
           </w:tcPr>
           <w:p>
             <w:r>
@@ -3151,6 +3350,7 @@
           </w:tcPr>
           <w:p>
             <w:r>
+              <w:lastRenderedPageBreak/>
               <w:t>6</w:t>
             </w:r>
           </w:p>
@@ -3496,11 +3696,7 @@
           </w:tcPr>
           <w:p>
             <w:r>
-              <w:t xml:space="preserve">Невозможно: a не может быть </w:t>
-            </w:r>
-            <w:r>
-              <w:lastRenderedPageBreak/>
-              <w:t>==0 и ≠0 одновременно</w:t>
+              <w:t>Невозможно: a не может быть ==0 и ≠0 одновременно</w:t>
             </w:r>
           </w:p>
         </w:tc>
@@ -3512,7 +3708,6 @@
           </w:tcPr>
           <w:p>
             <w:r>
-              <w:lastRenderedPageBreak/>
               <w:t>9</w:t>
             </w:r>
           </w:p>
@@ -4613,7 +4808,7 @@
 </file>
 
 <file path=word/styles.xml><?xml version="1.0" encoding="utf-8"?>
-<w:styles xmlns:mc="http://schemas.openxmlformats.org/markup-compatibility/2006" xmlns:r="http://schemas.openxmlformats.org/officeDocument/2006/relationships" xmlns:w="http://schemas.openxmlformats.org/wordprocessingml/2006/main" xmlns:w14="http://schemas.microsoft.com/office/word/2010/wordml" xmlns:w15="http://schemas.microsoft.com/office/word/2012/wordml" xmlns:w16cex="http://schemas.microsoft.com/office/word/2018/wordml/cex" xmlns:w16cid="http://schemas.microsoft.com/office/word/2016/wordml/cid" xmlns:w16="http://schemas.microsoft.com/office/word/2018/wordml" xmlns:w16du="http://schemas.microsoft.com/office/word/2023/wordml/word16du" xmlns:w16sdtdh="http://schemas.microsoft.com/office/word/2020/wordml/sdtdatahash" xmlns:w16se="http://schemas.microsoft.com/office/word/2015/wordml/symex" mc:Ignorable="w14 w15 w16se w16cid w16 w16cex w16sdtdh w16du">
+<w:styles xmlns:mc="http://schemas.openxmlformats.org/markup-compatibility/2006" xmlns:r="http://schemas.openxmlformats.org/officeDocument/2006/relationships" xmlns:w="http://schemas.openxmlformats.org/wordprocessingml/2006/main" xmlns:w14="http://schemas.microsoft.com/office/word/2010/wordml" xmlns:w15="http://schemas.microsoft.com/office/word/2012/wordml" xmlns:w16cex="http://schemas.microsoft.com/office/word/2018/wordml/cex" xmlns:w16cid="http://schemas.microsoft.com/office/word/2016/wordml/cid" xmlns:w16="http://schemas.microsoft.com/office/word/2018/wordml" xmlns:w16du="http://schemas.microsoft.com/office/word/2023/wordml/word16du" xmlns:w16sdtdh="http://schemas.microsoft.com/office/word/2020/wordml/sdtdatahash" xmlns:w16sdtfl="http://schemas.microsoft.com/office/word/2024/wordml/sdtformatlock" xmlns:w16se="http://schemas.microsoft.com/office/word/2015/wordml/symex" mc:Ignorable="w14 w15 w16se w16cid w16 w16cex w16sdtdh w16sdtfl w16du">
   <w:docDefaults>
     <w:rPrDefault>
       <w:rPr>
@@ -5059,7 +5254,6 @@
   <w:style w:type="character" w:default="1" w:styleId="DefaultParagraphFont">
     <w:name w:val="Default Paragraph Font"/>
     <w:uiPriority w:val="1"/>
-    <w:semiHidden/>
     <w:unhideWhenUsed/>
   </w:style>
   <w:style w:type="table" w:default="1" w:styleId="TableNormal">
@@ -5134,6 +5328,36 @@
       <w:rFonts w:ascii="Times New Roman" w:eastAsiaTheme="majorEastAsia" w:hAnsi="Times New Roman" w:cstheme="majorBidi"/>
       <w:sz w:val="26"/>
       <w:szCs w:val="26"/>
+    </w:rPr>
+  </w:style>
+  <w:style w:type="paragraph" w:styleId="HTMLPreformatted">
+    <w:name w:val="HTML Preformatted"/>
+    <w:basedOn w:val="Normal"/>
+    <w:link w:val="HTMLPreformattedChar"/>
+    <w:uiPriority w:val="99"/>
+    <w:semiHidden/>
+    <w:unhideWhenUsed/>
+    <w:rsid w:val="00492B01"/>
+    <w:pPr>
+      <w:spacing w:after="0" w:line="240" w:lineRule="auto"/>
+    </w:pPr>
+    <w:rPr>
+      <w:rFonts w:ascii="Consolas" w:hAnsi="Consolas"/>
+      <w:sz w:val="20"/>
+      <w:szCs w:val="20"/>
+    </w:rPr>
+  </w:style>
+  <w:style w:type="character" w:customStyle="1" w:styleId="HTMLPreformattedChar">
+    <w:name w:val="HTML Preformatted Char"/>
+    <w:basedOn w:val="DefaultParagraphFont"/>
+    <w:link w:val="HTMLPreformatted"/>
+    <w:uiPriority w:val="99"/>
+    <w:semiHidden/>
+    <w:rsid w:val="00492B01"/>
+    <w:rPr>
+      <w:rFonts w:ascii="Consolas" w:hAnsi="Consolas"/>
+      <w:sz w:val="20"/>
+      <w:szCs w:val="20"/>
     </w:rPr>
   </w:style>
 </w:styles>
